--- a/Черновик.docx
+++ b/Черновик.docx
@@ -15,15 +15,15 @@
           <w:lang w:eastAsia="en-US"/>
         </w:rPr>
       </w:pPr>
-      <w:bookmarkStart w:id="0" w:name="_Toc153999480"/>
-      <w:bookmarkStart w:id="1" w:name="_Toc153999478"/>
-      <w:bookmarkStart w:id="2" w:name="_Toc105372610"/>
-      <w:bookmarkStart w:id="3" w:name="_Toc105372746"/>
-      <w:bookmarkStart w:id="4" w:name="_Toc105954438"/>
-      <w:bookmarkStart w:id="5" w:name="_Toc106022762"/>
-      <w:bookmarkStart w:id="6" w:name="_Toc136354374"/>
-      <w:bookmarkStart w:id="7" w:name="_Toc136354480"/>
-      <w:bookmarkStart w:id="8" w:name="_Toc136355100"/>
+      <w:bookmarkStart w:id="0" w:name="_Toc105372610"/>
+      <w:bookmarkStart w:id="1" w:name="_Toc105372746"/>
+      <w:bookmarkStart w:id="2" w:name="_Toc105954438"/>
+      <w:bookmarkStart w:id="3" w:name="_Toc106022762"/>
+      <w:bookmarkStart w:id="4" w:name="_Toc136354374"/>
+      <w:bookmarkStart w:id="5" w:name="_Toc136354480"/>
+      <w:bookmarkStart w:id="6" w:name="_Toc136355100"/>
+      <w:bookmarkStart w:id="7" w:name="_Toc153999478"/>
+      <w:bookmarkStart w:id="8" w:name="_Toc153999480"/>
       <w:r>
         <w:rPr>
           <w:rFonts w:eastAsia="Times New Roman" w:cs="Times New Roman"/>
@@ -171,25 +171,14 @@
         </w:rPr>
         <w:t>Факультет</w:t>
       </w:r>
-      <w:proofErr w:type="gramStart"/>
-      <w:r>
-        <w:rPr>
-          <w:rFonts w:eastAsia="Times New Roman" w:cs="Times New Roman"/>
-          <w:color w:val="00000A"/>
-          <w:szCs w:val="28"/>
-          <w:lang w:eastAsia="en-US"/>
-        </w:rPr>
-        <w:t xml:space="preserve">   «</w:t>
-      </w:r>
-      <w:proofErr w:type="gramEnd"/>
-      <w:r>
-        <w:rPr>
-          <w:rFonts w:eastAsia="Times New Roman" w:cs="Times New Roman"/>
-          <w:color w:val="00000A"/>
-          <w:szCs w:val="28"/>
-          <w:lang w:eastAsia="en-US"/>
-        </w:rPr>
-        <w:t>Электротехнический факультет»</w:t>
+      <w:r>
+        <w:rPr>
+          <w:rFonts w:eastAsia="Times New Roman" w:cs="Times New Roman"/>
+          <w:color w:val="00000A"/>
+          <w:szCs w:val="28"/>
+          <w:lang w:eastAsia="en-US"/>
+        </w:rPr>
+        <w:t xml:space="preserve">   «Электротехнический факультет»</w:t>
       </w:r>
     </w:p>
     <w:p>
@@ -256,25 +245,14 @@
         </w:rPr>
         <w:t>Кафедра</w:t>
       </w:r>
-      <w:proofErr w:type="gramStart"/>
-      <w:r>
-        <w:rPr>
-          <w:rFonts w:eastAsia="Times New Roman" w:cs="Times New Roman"/>
-          <w:color w:val="00000A"/>
-          <w:szCs w:val="28"/>
-          <w:lang w:eastAsia="en-US"/>
-        </w:rPr>
-        <w:t xml:space="preserve">   «</w:t>
-      </w:r>
-      <w:proofErr w:type="gramEnd"/>
-      <w:r>
-        <w:rPr>
-          <w:rFonts w:eastAsia="Times New Roman" w:cs="Times New Roman"/>
-          <w:color w:val="00000A"/>
-          <w:szCs w:val="28"/>
-          <w:lang w:eastAsia="en-US"/>
-        </w:rPr>
-        <w:t>Информационные технологии и автоматизированные системы»</w:t>
+      <w:r>
+        <w:rPr>
+          <w:rFonts w:eastAsia="Times New Roman" w:cs="Times New Roman"/>
+          <w:color w:val="00000A"/>
+          <w:szCs w:val="28"/>
+          <w:lang w:eastAsia="en-US"/>
+        </w:rPr>
+        <w:t xml:space="preserve">   «Информационные технологии и автоматизированные системы»</w:t>
       </w:r>
     </w:p>
     <w:p>
@@ -770,52 +748,7 @@
                 <w:szCs w:val="24"/>
                 <w:lang w:eastAsia="en-US"/>
               </w:rPr>
-              <w:t>РИС</w:t>
-            </w:r>
-            <w:r>
-              <w:rPr>
-                <w:rFonts w:eastAsia="Times New Roman" w:cs="Times New Roman"/>
-                <w:sz w:val="24"/>
-                <w:szCs w:val="24"/>
-                <w:lang w:eastAsia="en-US"/>
-              </w:rPr>
-              <w:t>-</w:t>
-            </w:r>
-            <w:r>
-              <w:rPr>
-                <w:rFonts w:eastAsia="Times New Roman" w:cs="Times New Roman"/>
-                <w:sz w:val="24"/>
-                <w:szCs w:val="24"/>
-                <w:lang w:eastAsia="en-US"/>
-              </w:rPr>
-              <w:t>20</w:t>
-            </w:r>
-            <w:r>
-              <w:rPr>
-                <w:rFonts w:eastAsia="Times New Roman" w:cs="Times New Roman"/>
-                <w:sz w:val="24"/>
-                <w:szCs w:val="24"/>
-                <w:lang w:eastAsia="en-US"/>
-              </w:rPr>
-              <w:t>-</w:t>
-            </w:r>
-            <w:r>
-              <w:rPr>
-                <w:rFonts w:eastAsia="Times New Roman" w:cs="Times New Roman"/>
-                <w:sz w:val="24"/>
-                <w:szCs w:val="24"/>
-                <w:lang w:eastAsia="en-US"/>
-              </w:rPr>
-              <w:t>2</w:t>
-            </w:r>
-            <w:r>
-              <w:rPr>
-                <w:rFonts w:eastAsia="Times New Roman" w:cs="Times New Roman"/>
-                <w:sz w:val="24"/>
-                <w:szCs w:val="24"/>
-                <w:lang w:eastAsia="en-US"/>
-              </w:rPr>
-              <w:t>б</w:t>
+              <w:t>РИС-20-2б</w:t>
             </w:r>
           </w:p>
         </w:tc>
@@ -1751,7 +1684,6 @@
                 <w:lang w:eastAsia="en-US"/>
               </w:rPr>
             </w:pPr>
-            <w:proofErr w:type="spellStart"/>
             <w:r>
               <w:rPr>
                 <w:rFonts w:eastAsia="Times New Roman" w:cs="Times New Roman"/>
@@ -1760,18 +1692,7 @@
                 <w:szCs w:val="24"/>
                 <w:lang w:eastAsia="en-US"/>
               </w:rPr>
-              <w:t>нормоконтроля</w:t>
-            </w:r>
-            <w:proofErr w:type="spellEnd"/>
-            <w:r>
-              <w:rPr>
-                <w:rFonts w:eastAsia="Times New Roman" w:cs="Times New Roman"/>
-                <w:color w:val="000000"/>
-                <w:sz w:val="24"/>
-                <w:szCs w:val="24"/>
-                <w:lang w:eastAsia="en-US"/>
-              </w:rPr>
-              <w:t>:</w:t>
+              <w:t>нормоконтроля:</w:t>
             </w:r>
           </w:p>
         </w:tc>
@@ -3624,31 +3545,7 @@
           <w:u w:val="single"/>
           <w:lang w:eastAsia="en-US"/>
         </w:rPr>
-        <w:t xml:space="preserve">Стандарт третьего поколения. - </w:t>
-      </w:r>
-      <w:proofErr w:type="gramStart"/>
-      <w:r>
-        <w:rPr>
-          <w:rFonts w:eastAsia="Times New Roman" w:cs="Times New Roman"/>
-          <w:color w:val="00000A"/>
-          <w:sz w:val="24"/>
-          <w:szCs w:val="24"/>
-          <w:u w:val="single"/>
-          <w:lang w:eastAsia="en-US"/>
-        </w:rPr>
-        <w:t>СПб .</w:t>
-      </w:r>
-      <w:proofErr w:type="gramEnd"/>
-      <w:r>
-        <w:rPr>
-          <w:rFonts w:eastAsia="Times New Roman" w:cs="Times New Roman"/>
-          <w:color w:val="00000A"/>
-          <w:sz w:val="24"/>
-          <w:szCs w:val="24"/>
-          <w:u w:val="single"/>
-          <w:lang w:eastAsia="en-US"/>
-        </w:rPr>
-        <w:t>: Питер, 2021.</w:t>
+        <w:t>Стандарт третьего поколения. - СПб .: Питер, 2021.</w:t>
       </w:r>
       <w:r>
         <w:rPr>
@@ -3729,31 +3626,7 @@
           <w:u w:val="single"/>
           <w:lang w:eastAsia="en-US"/>
         </w:rPr>
-        <w:t xml:space="preserve">2. </w:t>
-      </w:r>
-      <w:proofErr w:type="spellStart"/>
-      <w:r>
-        <w:rPr>
-          <w:rFonts w:eastAsia="Times New Roman" w:cs="Times New Roman"/>
-          <w:color w:val="00000A"/>
-          <w:sz w:val="24"/>
-          <w:szCs w:val="24"/>
-          <w:u w:val="single"/>
-          <w:lang w:eastAsia="en-US"/>
-        </w:rPr>
-        <w:t>Вигерс</w:t>
-      </w:r>
-      <w:proofErr w:type="spellEnd"/>
-      <w:r>
-        <w:rPr>
-          <w:rFonts w:eastAsia="Times New Roman" w:cs="Times New Roman"/>
-          <w:color w:val="00000A"/>
-          <w:sz w:val="24"/>
-          <w:szCs w:val="24"/>
-          <w:u w:val="single"/>
-          <w:lang w:eastAsia="en-US"/>
-        </w:rPr>
-        <w:t xml:space="preserve"> Карл, Битти Джой Разработка требований к программному обеспечению. </w:t>
+        <w:t xml:space="preserve">2. Вигерс Карл, Битти Джой Разработка требований к программному обеспечению. </w:t>
       </w:r>
     </w:p>
     <w:p>
@@ -3779,31 +3652,7 @@
           <w:u w:val="single"/>
           <w:lang w:eastAsia="en-US"/>
         </w:rPr>
-        <w:t xml:space="preserve">3-е изд., дополненное / Пер. с англ. — </w:t>
-      </w:r>
-      <w:proofErr w:type="gramStart"/>
-      <w:r>
-        <w:rPr>
-          <w:rFonts w:eastAsia="Times New Roman" w:cs="Times New Roman"/>
-          <w:color w:val="00000A"/>
-          <w:sz w:val="24"/>
-          <w:szCs w:val="24"/>
-          <w:u w:val="single"/>
-          <w:lang w:eastAsia="en-US"/>
-        </w:rPr>
-        <w:t>М. :</w:t>
-      </w:r>
-      <w:proofErr w:type="gramEnd"/>
-      <w:r>
-        <w:rPr>
-          <w:rFonts w:eastAsia="Times New Roman" w:cs="Times New Roman"/>
-          <w:color w:val="00000A"/>
-          <w:sz w:val="24"/>
-          <w:szCs w:val="24"/>
-          <w:u w:val="single"/>
-          <w:lang w:eastAsia="en-US"/>
-        </w:rPr>
-        <w:t xml:space="preserve"> Издательство «Русская редакция» ; </w:t>
+        <w:t xml:space="preserve">3-е изд., дополненное / Пер. с англ. — М. : Издательство «Русская редакция» ; </w:t>
       </w:r>
       <w:r>
         <w:rPr>
@@ -3840,31 +3689,7 @@
           <w:u w:val="single"/>
           <w:lang w:eastAsia="en-US"/>
         </w:rPr>
-        <w:t>СПб</w:t>
-      </w:r>
-      <w:proofErr w:type="gramStart"/>
-      <w:r>
-        <w:rPr>
-          <w:rFonts w:eastAsia="Times New Roman" w:cs="Times New Roman"/>
-          <w:color w:val="00000A"/>
-          <w:sz w:val="24"/>
-          <w:szCs w:val="24"/>
-          <w:u w:val="single"/>
-          <w:lang w:eastAsia="en-US"/>
-        </w:rPr>
-        <w:t>. :</w:t>
-      </w:r>
-      <w:proofErr w:type="gramEnd"/>
-      <w:r>
-        <w:rPr>
-          <w:rFonts w:eastAsia="Times New Roman" w:cs="Times New Roman"/>
-          <w:color w:val="00000A"/>
-          <w:sz w:val="24"/>
-          <w:szCs w:val="24"/>
-          <w:u w:val="single"/>
-          <w:lang w:eastAsia="en-US"/>
-        </w:rPr>
-        <w:t xml:space="preserve"> БХВ Петербург, 2014.</w:t>
+        <w:t>СПб. : БХВ Петербург, 2014.</w:t>
       </w:r>
       <w:r>
         <w:rPr>
@@ -4126,7 +3951,6 @@
         </w:rPr>
         <w:t>(</w:t>
       </w:r>
-      <w:proofErr w:type="gramStart"/>
       <w:r>
         <w:rPr>
           <w:rFonts w:eastAsia="Times New Roman" w:cs="Times New Roman"/>
@@ -4148,19 +3972,7 @@
           <w:vertAlign w:val="superscript"/>
           <w:lang w:eastAsia="en-US"/>
         </w:rPr>
-        <w:t xml:space="preserve">)   </w:t>
-      </w:r>
-      <w:proofErr w:type="gramEnd"/>
-      <w:r>
-        <w:rPr>
-          <w:rFonts w:eastAsia="Times New Roman" w:cs="Times New Roman"/>
-          <w:color w:val="00000A"/>
-          <w:sz w:val="24"/>
-          <w:szCs w:val="24"/>
-          <w:vertAlign w:val="superscript"/>
-          <w:lang w:eastAsia="en-US"/>
-        </w:rPr>
-        <w:t xml:space="preserve">                                                                                         (</w:t>
+        <w:t>)                                                                                            (</w:t>
       </w:r>
       <w:r>
         <w:rPr>
@@ -4461,7 +4273,6 @@
         </w:rPr>
         <w:t>(</w:t>
       </w:r>
-      <w:proofErr w:type="gramStart"/>
       <w:r>
         <w:rPr>
           <w:rFonts w:eastAsia="Times New Roman" w:cs="Times New Roman"/>
@@ -4483,19 +4294,7 @@
           <w:vertAlign w:val="superscript"/>
           <w:lang w:eastAsia="en-US"/>
         </w:rPr>
-        <w:t xml:space="preserve">)   </w:t>
-      </w:r>
-      <w:proofErr w:type="gramEnd"/>
-      <w:r>
-        <w:rPr>
-          <w:rFonts w:eastAsia="Times New Roman" w:cs="Times New Roman"/>
-          <w:color w:val="00000A"/>
-          <w:sz w:val="24"/>
-          <w:szCs w:val="24"/>
-          <w:vertAlign w:val="superscript"/>
-          <w:lang w:eastAsia="en-US"/>
-        </w:rPr>
-        <w:t xml:space="preserve">                                                                                        (</w:t>
+        <w:t>)                                                                                           (</w:t>
       </w:r>
       <w:r>
         <w:rPr>
@@ -5912,19 +5711,8 @@
                 <w:szCs w:val="24"/>
                 <w:lang w:eastAsia="en-US"/>
               </w:rPr>
-              <w:t xml:space="preserve">Прохождение </w:t>
+              <w:t>Прохождение нормоконтроля</w:t>
             </w:r>
-            <w:proofErr w:type="spellStart"/>
-            <w:r>
-              <w:rPr>
-                <w:rFonts w:eastAsia="Times New Roman" w:cs="Times New Roman"/>
-                <w:sz w:val="24"/>
-                <w:szCs w:val="24"/>
-                <w:lang w:eastAsia="en-US"/>
-              </w:rPr>
-              <w:t>нормоконтроля</w:t>
-            </w:r>
-            <w:proofErr w:type="spellEnd"/>
           </w:p>
         </w:tc>
         <w:tc>
@@ -6641,7 +6429,6 @@
                 <w:lang w:eastAsia="en-US"/>
               </w:rPr>
             </w:pPr>
-            <w:proofErr w:type="spellStart"/>
             <w:r>
               <w:rPr>
                 <w:rFonts w:eastAsia="Times New Roman" w:cs="Times New Roman"/>
@@ -6649,17 +6436,7 @@
                 <w:szCs w:val="24"/>
                 <w:lang w:eastAsia="en-US"/>
               </w:rPr>
-              <w:t>Мехоношни</w:t>
-            </w:r>
-            <w:proofErr w:type="spellEnd"/>
-            <w:r>
-              <w:rPr>
-                <w:rFonts w:eastAsia="Times New Roman" w:cs="Times New Roman"/>
-                <w:sz w:val="24"/>
-                <w:szCs w:val="24"/>
-                <w:lang w:eastAsia="en-US"/>
-              </w:rPr>
-              <w:t xml:space="preserve"> Владислав Антонович</w:t>
+              <w:t>Мехоношни Владислав Антонович</w:t>
             </w:r>
           </w:p>
         </w:tc>
@@ -6688,21 +6465,13 @@
         <w:ind w:firstLine="709"/>
         <w:rPr>
           <w:szCs w:val="28"/>
-          <w:lang w:val="en-US"/>
         </w:rPr>
       </w:pPr>
       <w:r>
         <w:rPr>
           <w:color w:val="000000" w:themeColor="text1"/>
         </w:rPr>
-        <w:t xml:space="preserve">Выпускная квалификационная работа бакалавра состоит </w:t>
-      </w:r>
-      <w:proofErr w:type="gramStart"/>
-      <w:r>
-        <w:rPr>
-          <w:color w:val="000000" w:themeColor="text1"/>
-        </w:rPr>
-        <w:t xml:space="preserve">из </w:t>
+        <w:t xml:space="preserve">Выпускная квалификационная работа бакалавра состоит из </w:t>
       </w:r>
       <w:r>
         <w:rPr>
@@ -6711,7 +6480,6 @@
         </w:rPr>
         <w:t>?</w:t>
       </w:r>
-      <w:proofErr w:type="gramEnd"/>
       <w:r>
         <w:rPr>
           <w:color w:val="000000" w:themeColor="text1"/>
@@ -6761,21 +6529,7 @@
         <w:rPr>
           <w:szCs w:val="28"/>
         </w:rPr>
-        <w:t xml:space="preserve"> </w:t>
-      </w:r>
-      <w:proofErr w:type="spellStart"/>
-      <w:r>
-        <w:rPr>
-          <w:szCs w:val="28"/>
-        </w:rPr>
-        <w:t>источн</w:t>
-      </w:r>
-      <w:proofErr w:type="spellEnd"/>
-      <w:r>
-        <w:rPr>
-          <w:szCs w:val="28"/>
-        </w:rPr>
-        <w:t xml:space="preserve">., </w:t>
+        <w:t xml:space="preserve"> источн., </w:t>
       </w:r>
       <w:r>
         <w:rPr>
@@ -7157,147 +6911,150 @@
         <w:lastRenderedPageBreak/>
         <w:t>ТЕРМИНЫ И ОПРЕДЕЛЕНИЯ</w:t>
       </w:r>
+      <w:bookmarkEnd w:id="0"/>
+      <w:bookmarkEnd w:id="1"/>
       <w:bookmarkEnd w:id="2"/>
       <w:bookmarkEnd w:id="3"/>
       <w:bookmarkEnd w:id="4"/>
       <w:bookmarkEnd w:id="5"/>
       <w:bookmarkEnd w:id="6"/>
-      <w:bookmarkEnd w:id="7"/>
-      <w:bookmarkEnd w:id="8"/>
+    </w:p>
+    <w:p>
+      <w:pPr>
+        <w:spacing w:after="160" w:line="259" w:lineRule="auto"/>
+      </w:pPr>
+      <w:r>
+        <w:rPr>
+          <w:lang w:val="en-US"/>
+        </w:rPr>
+        <w:t>Js</w:t>
+      </w:r>
+      <w:r>
+        <w:t>(</w:t>
+      </w:r>
+      <w:r>
+        <w:rPr>
+          <w:lang w:val="en-US"/>
+        </w:rPr>
+        <w:t>Java</w:t>
+      </w:r>
+      <w:r>
+        <w:t xml:space="preserve"> </w:t>
+      </w:r>
+      <w:r>
+        <w:rPr>
+          <w:lang w:val="en-US"/>
+        </w:rPr>
+        <w:t>Script</w:t>
+      </w:r>
+      <w:r>
+        <w:t>) — мультипарадигменный язык программирования.</w:t>
+      </w:r>
+    </w:p>
+    <w:p>
+      <w:pPr>
+        <w:spacing w:after="160" w:line="259" w:lineRule="auto"/>
+      </w:pPr>
+      <w:r>
+        <w:rPr>
+          <w:lang w:val="en-US"/>
+        </w:rPr>
+        <w:t>Node</w:t>
+      </w:r>
+      <w:r>
+        <w:t xml:space="preserve"> или Node.js — программная платформа, основанная на движке V8, превращающая JavaScript из узкоспециализированного языка в язык общего назначения.</w:t>
+      </w:r>
+    </w:p>
+    <w:p>
+      <w:pPr>
+        <w:spacing w:after="160" w:line="259" w:lineRule="auto"/>
+      </w:pPr>
+      <w:r>
+        <w:rPr>
+          <w:lang w:val="en-US"/>
+        </w:rPr>
+        <w:t>Express</w:t>
+      </w:r>
+      <w:r>
+        <w:t>.</w:t>
+      </w:r>
+      <w:r>
+        <w:rPr>
+          <w:lang w:val="en-US"/>
+        </w:rPr>
+        <w:t>js</w:t>
+      </w:r>
+      <w:r>
+        <w:t xml:space="preserve"> — фреймворк web-приложений для Node.js, реализованный как свободное и открытое программное обеспечение под лицензией MIT.</w:t>
+      </w:r>
+    </w:p>
+    <w:p>
+      <w:pPr>
+        <w:spacing w:after="160" w:line="259" w:lineRule="auto"/>
+      </w:pPr>
+      <w:r>
+        <w:rPr>
+          <w:lang w:val="en-US"/>
+        </w:rPr>
+        <w:t>Vue</w:t>
+      </w:r>
+      <w:r>
+        <w:t>.</w:t>
+      </w:r>
+      <w:r>
+        <w:rPr>
+          <w:lang w:val="en-US"/>
+        </w:rPr>
+        <w:t>js</w:t>
+      </w:r>
+      <w:r>
+        <w:t xml:space="preserve"> — JavaScript-фреймворк с открытым исходным кодом для создания пользовательских интерфейсов.</w:t>
+      </w:r>
+    </w:p>
+    <w:p>
+      <w:pPr>
+        <w:spacing w:after="160" w:line="259" w:lineRule="auto"/>
+      </w:pPr>
+      <w:r>
+        <w:rPr>
+          <w:lang w:val="en-US"/>
+        </w:rPr>
+        <w:t>PosgreSQL</w:t>
+      </w:r>
+      <w:r>
+        <w:t xml:space="preserve"> — свободная объектно-реляционная система управления базами данных.</w:t>
+      </w:r>
     </w:p>
     <w:p>
       <w:pPr>
         <w:spacing w:after="160" w:line="259" w:lineRule="auto"/>
         <w:jc w:val="left"/>
       </w:pPr>
-      <w:proofErr w:type="spellStart"/>
-      <w:proofErr w:type="gramStart"/>
-      <w:r>
-        <w:rPr>
-          <w:lang w:val="en-US"/>
-        </w:rPr>
-        <w:t>Js</w:t>
-      </w:r>
-      <w:proofErr w:type="spellEnd"/>
-      <w:r>
-        <w:t>(</w:t>
-      </w:r>
-      <w:proofErr w:type="gramEnd"/>
-      <w:r>
-        <w:rPr>
-          <w:lang w:val="en-US"/>
-        </w:rPr>
-        <w:t>Java</w:t>
-      </w:r>
-      <w:r>
-        <w:t xml:space="preserve"> </w:t>
-      </w:r>
-      <w:r>
-        <w:rPr>
-          <w:lang w:val="en-US"/>
-        </w:rPr>
-        <w:t>Script</w:t>
-      </w:r>
-      <w:r>
-        <w:t>)</w:t>
-      </w:r>
-      <w:r>
-        <w:t xml:space="preserve"> — </w:t>
-      </w:r>
-      <w:proofErr w:type="spellStart"/>
-      <w:r>
-        <w:t>мультипарадигменный</w:t>
-      </w:r>
-      <w:proofErr w:type="spellEnd"/>
-      <w:r>
-        <w:t xml:space="preserve"> язык программирования.</w:t>
+      <w:r>
+        <w:br w:type="page"/>
       </w:r>
     </w:p>
     <w:p>
       <w:pPr>
         <w:spacing w:after="160" w:line="259" w:lineRule="auto"/>
-        <w:jc w:val="left"/>
-      </w:pPr>
-      <w:r>
-        <w:rPr>
-          <w:lang w:val="en-US"/>
-        </w:rPr>
-        <w:t>Node</w:t>
-      </w:r>
-      <w:r>
-        <w:t xml:space="preserve"> или Node.js — программная платформа, основанная на движке V8, превращающая JavaScript из узкоспециализированного языка в язык общего назначения.</w:t>
+        <w:jc w:val="center"/>
+      </w:pPr>
+      <w:r>
+        <w:lastRenderedPageBreak/>
+        <w:t>ПЕРЕЧЕНЬ СОКРАЩЕНИЙ И ОБОЗНАЧЕНИЙ</w:t>
       </w:r>
     </w:p>
     <w:p>
       <w:pPr>
         <w:spacing w:after="160" w:line="259" w:lineRule="auto"/>
-        <w:jc w:val="left"/>
-      </w:pPr>
-      <w:r>
-        <w:rPr>
-          <w:lang w:val="en-US"/>
-        </w:rPr>
-        <w:t>Express</w:t>
-      </w:r>
-      <w:r>
-        <w:t>.</w:t>
-      </w:r>
-      <w:proofErr w:type="spellStart"/>
-      <w:r>
-        <w:rPr>
-          <w:lang w:val="en-US"/>
-        </w:rPr>
-        <w:t>js</w:t>
-      </w:r>
-      <w:proofErr w:type="spellEnd"/>
-      <w:r>
-        <w:t xml:space="preserve"> </w:t>
-      </w:r>
-      <w:r>
-        <w:t xml:space="preserve">— фреймворк </w:t>
-      </w:r>
-      <w:proofErr w:type="spellStart"/>
-      <w:r>
-        <w:t>web</w:t>
-      </w:r>
-      <w:proofErr w:type="spellEnd"/>
-      <w:r>
-        <w:t>-приложений для Node.js, реализованный как свободное и открытое программное обеспечение под лицензией MIT.</w:t>
+      </w:pPr>
+      <w:r>
+        <w:t>БД</w:t>
       </w:r>
     </w:p>
     <w:p>
       <w:pPr>
         <w:spacing w:after="160" w:line="259" w:lineRule="auto"/>
-        <w:jc w:val="left"/>
-      </w:pPr>
-      <w:r>
-        <w:rPr>
-          <w:lang w:val="en-US"/>
-        </w:rPr>
-        <w:t>Vue</w:t>
-      </w:r>
-      <w:r>
-        <w:t>.</w:t>
-      </w:r>
-      <w:proofErr w:type="spellStart"/>
-      <w:r>
-        <w:rPr>
-          <w:lang w:val="en-US"/>
-        </w:rPr>
-        <w:t>js</w:t>
-      </w:r>
-      <w:proofErr w:type="spellEnd"/>
-      <w:r>
-        <w:t xml:space="preserve"> </w:t>
-      </w:r>
-      <w:r>
-        <w:t>— JavaScript-фреймворк с открытым исходным кодом для создания пользовательских интерфейсов.</w:t>
-      </w:r>
-    </w:p>
-    <w:p>
-      <w:pPr>
-        <w:spacing w:after="160" w:line="259" w:lineRule="auto"/>
-        <w:jc w:val="left"/>
         <w:rPr>
           <w:rFonts w:asciiTheme="majorHAnsi" w:eastAsiaTheme="majorEastAsia" w:hAnsiTheme="majorHAnsi" w:cstheme="majorBidi"/>
           <w:color w:val="2F5496" w:themeColor="accent1" w:themeShade="BF"/>
@@ -7305,25 +7062,14 @@
           <w:szCs w:val="26"/>
         </w:rPr>
       </w:pPr>
-      <w:proofErr w:type="spellStart"/>
-      <w:r>
-        <w:rPr>
-          <w:lang w:val="en-US"/>
-        </w:rPr>
-        <w:t>PosgreSQL</w:t>
-      </w:r>
-      <w:proofErr w:type="spellEnd"/>
-      <w:r>
-        <w:t xml:space="preserve"> </w:t>
-      </w:r>
-      <w:r>
-        <w:t>— свободная объектно-реляционная система управления базами данных.</w:t>
+      <w:r>
+        <w:t>СУБД</w:t>
       </w:r>
       <w:r>
         <w:br w:type="page"/>
       </w:r>
     </w:p>
-    <w:bookmarkEnd w:id="1"/>
+    <w:bookmarkEnd w:id="7"/>
     <w:p>
       <w:pPr>
         <w:pStyle w:val="1"/>
@@ -7358,12 +7104,41 @@
         <w:ind w:firstLine="709"/>
       </w:pPr>
       <w:r>
-        <w:t>В рамках данной курсовой работы будет рассмотрено проектирование такой автоматизированной системы.</w:t>
+        <w:t>Существуют системы контроля задач, предоставляющие функционал рассылки уведомлений.</w:t>
+      </w:r>
+      <w:r>
+        <w:t xml:space="preserve"> Но для некоторых компаний функционал таких систем может оказаться избыточным. А если для массовых уведомлений сотрудников использовать мессенджеры или рассылку сообщений по электронной почте, то это исключает возможность контроля осведомлённости сотрудников. </w:t>
+      </w:r>
+    </w:p>
+    <w:p>
+      <w:pPr>
+        <w:spacing w:line="360" w:lineRule="auto"/>
+        <w:ind w:firstLine="709"/>
+      </w:pPr>
+      <w:r>
+        <w:t>Таким образом разработка системы, специализирующейся на уведомлении сотрудников о важных событиях и происшествиях</w:t>
+      </w:r>
+      <w:r>
+        <w:t xml:space="preserve"> с возможностью контроля осведомленности</w:t>
+      </w:r>
+      <w:r>
+        <w:t xml:space="preserve"> считается </w:t>
+      </w:r>
+      <w:r>
+        <w:rPr>
+          <w:b/>
+          <w:bCs/>
+        </w:rPr>
+        <w:t>актуальной</w:t>
+      </w:r>
+      <w:r>
+        <w:t xml:space="preserve">. </w:t>
       </w:r>
     </w:p>
     <w:p>
       <w:pPr>
         <w:spacing w:after="0" w:line="360" w:lineRule="auto"/>
+        <w:ind w:firstLine="709"/>
         <w:contextualSpacing/>
         <w:jc w:val="left"/>
         <w:rPr>
@@ -7417,6 +7192,7 @@
     <w:p>
       <w:pPr>
         <w:spacing w:after="0" w:line="360" w:lineRule="auto"/>
+        <w:ind w:firstLine="709"/>
         <w:contextualSpacing/>
         <w:jc w:val="left"/>
         <w:rPr>
@@ -7468,6 +7244,7 @@
     <w:p>
       <w:pPr>
         <w:spacing w:after="0" w:line="360" w:lineRule="auto"/>
+        <w:ind w:firstLine="709"/>
         <w:contextualSpacing/>
         <w:jc w:val="left"/>
         <w:rPr>
@@ -7516,6 +7293,7 @@
     <w:p>
       <w:pPr>
         <w:spacing w:after="0" w:line="360" w:lineRule="auto"/>
+        <w:ind w:firstLine="709"/>
         <w:contextualSpacing/>
         <w:jc w:val="left"/>
         <w:rPr>
@@ -7531,7 +7309,23 @@
           <w:szCs w:val="28"/>
           <w:lang w:eastAsia="en-US"/>
         </w:rPr>
-        <w:t>Для достижения цели поставлены следящие цели:</w:t>
+        <w:t xml:space="preserve">Для достижения цели поставлены следящие </w:t>
+      </w:r>
+      <w:r>
+        <w:rPr>
+          <w:rFonts w:eastAsia="Times New Roman" w:cs="Times New Roman"/>
+          <w:szCs w:val="28"/>
+          <w:lang w:eastAsia="en-US"/>
+        </w:rPr>
+        <w:t>задачи</w:t>
+      </w:r>
+      <w:r>
+        <w:rPr>
+          <w:rFonts w:eastAsia="Times New Roman" w:cs="Times New Roman"/>
+          <w:szCs w:val="28"/>
+          <w:lang w:eastAsia="en-US"/>
+        </w:rPr>
+        <w:t>:</w:t>
       </w:r>
     </w:p>
     <w:p>
@@ -7542,6 +7336,7 @@
           <w:numId w:val="5"/>
         </w:numPr>
         <w:spacing w:after="0" w:line="360" w:lineRule="auto"/>
+        <w:ind w:firstLine="709"/>
         <w:jc w:val="left"/>
         <w:rPr>
           <w:rFonts w:eastAsia="Times New Roman" w:cs="Times New Roman"/>
@@ -7574,6 +7369,7 @@
           <w:numId w:val="5"/>
         </w:numPr>
         <w:spacing w:after="0" w:line="360" w:lineRule="auto"/>
+        <w:ind w:firstLine="709"/>
         <w:jc w:val="left"/>
         <w:rPr>
           <w:rFonts w:eastAsia="Times New Roman" w:cs="Times New Roman"/>
@@ -7606,6 +7402,7 @@
           <w:numId w:val="5"/>
         </w:numPr>
         <w:spacing w:after="0" w:line="360" w:lineRule="auto"/>
+        <w:ind w:firstLine="709"/>
         <w:jc w:val="left"/>
         <w:rPr>
           <w:rFonts w:eastAsia="Times New Roman" w:cs="Times New Roman"/>
@@ -7638,6 +7435,7 @@
           <w:numId w:val="5"/>
         </w:numPr>
         <w:spacing w:after="0" w:line="360" w:lineRule="auto"/>
+        <w:ind w:firstLine="709"/>
         <w:jc w:val="left"/>
         <w:rPr>
           <w:rFonts w:eastAsia="Times New Roman" w:cs="Times New Roman"/>
@@ -7651,6 +7449,7 @@
           <w:szCs w:val="28"/>
           <w:lang w:eastAsia="en-US"/>
         </w:rPr>
+        <w:lastRenderedPageBreak/>
         <w:t>разработать техническое задание на создание системы оповещения</w:t>
       </w:r>
       <w:r>
@@ -7670,6 +7469,7 @@
           <w:numId w:val="5"/>
         </w:numPr>
         <w:spacing w:after="0" w:line="360" w:lineRule="auto"/>
+        <w:ind w:firstLine="709"/>
         <w:jc w:val="left"/>
         <w:rPr>
           <w:rFonts w:eastAsia="Times New Roman" w:cs="Times New Roman"/>
@@ -7702,6 +7502,7 @@
           <w:numId w:val="5"/>
         </w:numPr>
         <w:spacing w:after="0" w:line="360" w:lineRule="auto"/>
+        <w:ind w:firstLine="709"/>
         <w:jc w:val="left"/>
         <w:rPr>
           <w:rFonts w:eastAsia="Times New Roman" w:cs="Times New Roman"/>
@@ -7718,18 +7519,6 @@
         </w:rPr>
         <w:t>выполнить модульное и функциональное тестирование его работоспособности;</w:t>
       </w:r>
-    </w:p>
-    <w:p>
-      <w:pPr>
-        <w:spacing w:after="160" w:line="259" w:lineRule="auto"/>
-        <w:jc w:val="left"/>
-        <w:rPr>
-          <w:rFonts w:eastAsiaTheme="majorEastAsia" w:cstheme="majorBidi"/>
-          <w:b/>
-          <w:szCs w:val="32"/>
-          <w:lang w:eastAsia="en-US"/>
-        </w:rPr>
-      </w:pPr>
       <w:r>
         <w:br w:type="page"/>
       </w:r>
@@ -7742,7 +7531,7 @@
         <w:lastRenderedPageBreak/>
         <w:t>1.1 Анализ деятельности</w:t>
       </w:r>
-      <w:bookmarkEnd w:id="0"/>
+      <w:bookmarkEnd w:id="8"/>
     </w:p>
     <w:p>
       <w:pPr>
@@ -7765,7 +7554,16 @@
         <w:ind w:firstLine="709"/>
       </w:pPr>
       <w:r>
-        <w:t xml:space="preserve">Конкретная цель системы оповещения сотрудников компании заключается в повышении эффективности информирования персонала. В том, чтобы человек не тратил время на поиск конкретного сообщения в чате мессенджера, не тратил время на формулирование ответа, а мог просто нажать на кнопку в появившемся перед ним окне. </w:t>
+        <w:t>Конкретная цель системы оповещения сотрудников компании заключается в повышении эффективности информирования</w:t>
+      </w:r>
+      <w:r>
+        <w:t xml:space="preserve"> и контроле осведомленности персонала</w:t>
+      </w:r>
+      <w:r>
+        <w:t xml:space="preserve">. В том, чтобы человек не тратил время на поиск конкретного сообщения в чате мессенджера, не тратил время на формулирование ответа, а мог просто нажать на кнопку в появившемся перед ним окне. </w:t>
+      </w:r>
+      <w:r>
+        <w:t>А руководство могло быть уверенным в осведомленности своих сотрудников.</w:t>
       </w:r>
     </w:p>
     <w:p>
@@ -7795,7 +7593,6 @@
     <w:p>
       <w:pPr>
         <w:spacing w:after="160" w:line="360" w:lineRule="auto"/>
-        <w:jc w:val="left"/>
       </w:pPr>
       <w:r>
         <w:tab/>
@@ -7804,6 +7601,22 @@
       <w:r>
         <w:t xml:space="preserve">Например, можно отправить всем сотрудникам одного из отделов вопрос о наличии какой-либо неполадки и на положительный ответ автоматически направить просьбу об исправлении ответственному за это человеку.  </w:t>
       </w:r>
+      <w:r>
+        <w:t>Таким образом можно значительно ускорить эффективность внутрифирменного взаимодействия.</w:t>
+      </w:r>
+    </w:p>
+    <w:p>
+      <w:pPr>
+        <w:spacing w:after="160" w:line="360" w:lineRule="auto"/>
+        <w:ind w:firstLine="709"/>
+      </w:pPr>
+      <w:r>
+        <w:lastRenderedPageBreak/>
+        <w:t xml:space="preserve">Также благодаря тому, что системе известно была ли произведена реакция можно однозначно отслеживать осведомленность сотрудников. </w:t>
+      </w:r>
+      <w:r>
+        <w:t>А на основании разницы времени отправки и времени прочтения выявлять скорость реакции сотрудников на те или иные события.</w:t>
+      </w:r>
     </w:p>
     <w:p>
       <w:pPr>
@@ -7821,7 +7634,16 @@
         <w:ind w:firstLine="709"/>
       </w:pPr>
       <w:r>
-        <w:t xml:space="preserve">Существуют системы контроля задач, предоставляющие функционал рассылки уведомлений. Но не везде нужен контроль задач. </w:t>
+        <w:t>Существует большое количество систем, предоставляющих возможность массовой рассылки уведомлений. Но этот функционал обычно вторичен и не сильно развит.</w:t>
+      </w:r>
+      <w:r>
+        <w:t xml:space="preserve"> Также </w:t>
+      </w:r>
+      <w:r>
+        <w:t>такие системы</w:t>
+      </w:r>
+      <w:r>
+        <w:t xml:space="preserve"> могут быть загружены функционалом не нужным для конкретной компании.</w:t>
       </w:r>
     </w:p>
     <w:p>
@@ -7829,12 +7651,1041 @@
         <w:spacing w:line="360" w:lineRule="auto"/>
         <w:ind w:firstLine="709"/>
       </w:pPr>
-      <w:hyperlink r:id="rId7" w:history="1">
+      <w:r>
+        <w:t>Рассмотрим это на примере 2 приложений</w:t>
+      </w:r>
+      <w:r>
+        <w:t>:</w:t>
+      </w:r>
+    </w:p>
+    <w:p>
+      <w:pPr>
+        <w:pStyle w:val="a6"/>
+        <w:numPr>
+          <w:ilvl w:val="0"/>
+          <w:numId w:val="7"/>
+        </w:numPr>
+        <w:spacing w:line="360" w:lineRule="auto"/>
+        <w:rPr>
+          <w:lang w:val="en-US"/>
+        </w:rPr>
+      </w:pPr>
+      <w:r>
+        <w:rPr>
+          <w:lang w:val="en-US"/>
+        </w:rPr>
+        <w:t xml:space="preserve">Projecto </w:t>
+      </w:r>
+      <w:r>
+        <w:t>от</w:t>
+      </w:r>
+      <w:r>
+        <w:rPr>
+          <w:lang w:val="en-US"/>
+        </w:rPr>
+        <w:t xml:space="preserve"> </w:t>
+      </w:r>
+      <w:r>
+        <w:t>ООО</w:t>
+      </w:r>
+      <w:r>
+        <w:rPr>
+          <w:lang w:val="en-US"/>
+        </w:rPr>
+        <w:t xml:space="preserve"> "</w:t>
+      </w:r>
+      <w:r>
+        <w:t>Проджекто</w:t>
+      </w:r>
+      <w:r>
+        <w:rPr>
+          <w:lang w:val="en-US"/>
+        </w:rPr>
+        <w:t>"</w:t>
+      </w:r>
+    </w:p>
+    <w:p>
+      <w:pPr>
+        <w:pStyle w:val="a6"/>
+        <w:numPr>
+          <w:ilvl w:val="0"/>
+          <w:numId w:val="7"/>
+        </w:numPr>
+        <w:spacing w:line="360" w:lineRule="auto"/>
+        <w:rPr>
+          <w:lang w:val="en-US"/>
+        </w:rPr>
+      </w:pPr>
+      <w:r>
+        <w:rPr>
+          <w:lang w:val="en-US"/>
+        </w:rPr>
+        <w:t>MyChat</w:t>
+      </w:r>
+      <w:r>
+        <w:rPr>
+          <w:lang w:val="en-US"/>
+        </w:rPr>
+        <w:t xml:space="preserve"> </w:t>
+      </w:r>
+      <w:r>
+        <w:t>от</w:t>
+      </w:r>
+      <w:r>
+        <w:rPr>
+          <w:lang w:val="en-US"/>
+        </w:rPr>
+        <w:t xml:space="preserve"> </w:t>
+      </w:r>
+      <w:r>
+        <w:rPr>
+          <w:lang w:val="en-US"/>
+        </w:rPr>
+        <w:t>NetworkSoftwareSolutions</w:t>
+      </w:r>
+    </w:p>
+    <w:p>
+      <w:pPr>
+        <w:spacing w:line="360" w:lineRule="auto"/>
+        <w:ind w:firstLine="709"/>
+      </w:pPr>
+      <w:r>
+        <w:t xml:space="preserve">Начнем с </w:t>
+      </w:r>
+      <w:r>
+        <w:rPr>
+          <w:lang w:val="en-US"/>
+        </w:rPr>
+        <w:t>Projecto</w:t>
+      </w:r>
+      <w:r>
+        <w:t>. Данный продукт предоставляет множество возможностей по контролю задач, отслеживанию событий</w:t>
+      </w:r>
+      <w:r>
+        <w:t>, работе с документами и так далее. Полный список возможностей представлен на изображении 1.</w:t>
+      </w:r>
+    </w:p>
+    <w:p>
+      <w:pPr>
+        <w:spacing w:line="360" w:lineRule="auto"/>
+      </w:pPr>
+      <w:r>
+        <w:drawing>
+          <wp:inline distT="0" distB="0" distL="0" distR="0" wp14:anchorId="60D17AF5" wp14:editId="3D8E32BE">
+            <wp:extent cx="5940425" cy="803910"/>
+            <wp:effectExtent l="0" t="0" r="3175" b="0"/>
+            <wp:docPr id="1620780244" name="Рисунок 1"/>
+            <wp:cNvGraphicFramePr>
+              <a:graphicFrameLocks xmlns:a="http://schemas.openxmlformats.org/drawingml/2006/main" noChangeAspect="1"/>
+            </wp:cNvGraphicFramePr>
+            <a:graphic xmlns:a="http://schemas.openxmlformats.org/drawingml/2006/main">
+              <a:graphicData uri="http://schemas.openxmlformats.org/drawingml/2006/picture">
+                <pic:pic xmlns:pic="http://schemas.openxmlformats.org/drawingml/2006/picture">
+                  <pic:nvPicPr>
+                    <pic:cNvPr id="1620780244" name=""/>
+                    <pic:cNvPicPr/>
+                  </pic:nvPicPr>
+                  <pic:blipFill>
+                    <a:blip r:embed="rId7"/>
+                    <a:stretch>
+                      <a:fillRect/>
+                    </a:stretch>
+                  </pic:blipFill>
+                  <pic:spPr>
+                    <a:xfrm>
+                      <a:off x="0" y="0"/>
+                      <a:ext cx="5940425" cy="803910"/>
+                    </a:xfrm>
+                    <a:prstGeom prst="rect">
+                      <a:avLst/>
+                    </a:prstGeom>
+                  </pic:spPr>
+                </pic:pic>
+              </a:graphicData>
+            </a:graphic>
+          </wp:inline>
+        </w:drawing>
+      </w:r>
+    </w:p>
+    <w:p>
+      <w:pPr>
+        <w:spacing w:line="360" w:lineRule="auto"/>
+        <w:ind w:firstLine="709"/>
+      </w:pPr>
+      <w:r>
+        <w:t xml:space="preserve">Рисунок 1 Список возможностей </w:t>
+      </w:r>
+    </w:p>
+    <w:p>
+      <w:pPr>
+        <w:spacing w:line="360" w:lineRule="auto"/>
+        <w:ind w:firstLine="709"/>
+      </w:pPr>
+      <w:r>
+        <w:t>Projecto способен</w:t>
+      </w:r>
+      <w:r>
+        <w:t xml:space="preserve"> </w:t>
+      </w:r>
+      <w:r>
+        <w:t>вести документооборот</w:t>
+      </w:r>
+      <w:r>
+        <w:t>,</w:t>
+      </w:r>
+      <w:r>
+        <w:t xml:space="preserve"> мониторить действия персонала</w:t>
+      </w:r>
+      <w:r>
+        <w:t>,</w:t>
+      </w:r>
+      <w:r>
+        <w:t xml:space="preserve"> планировать задачи</w:t>
+      </w:r>
+      <w:r>
+        <w:t xml:space="preserve"> </w:t>
+      </w:r>
+      <w:r>
+        <w:t>и</w:t>
+      </w:r>
+      <w:r>
+        <w:t xml:space="preserve"> следить за их реализацией, поэтому своевременное информирование сотрудников о новых целях, нештатных ситуациях, обновление актуальных сведений.</w:t>
+      </w:r>
+    </w:p>
+    <w:p>
+      <w:pPr>
+        <w:spacing w:line="360" w:lineRule="auto"/>
+        <w:ind w:firstLine="709"/>
+      </w:pPr>
+      <w:r>
+        <w:t xml:space="preserve"> </w:t>
+      </w:r>
+      <w:r>
+        <w:t xml:space="preserve">Для информирования персонала </w:t>
+      </w:r>
+      <w:r>
+        <w:t>Projecto</w:t>
+      </w:r>
+      <w:r>
+        <w:t xml:space="preserve"> </w:t>
+      </w:r>
+      <w:r>
+        <w:t>предоставляет следующие возможности</w:t>
+      </w:r>
+      <w:r>
+        <w:t>:</w:t>
+      </w:r>
+    </w:p>
+    <w:p>
+      <w:pPr>
+        <w:numPr>
+          <w:ilvl w:val="0"/>
+          <w:numId w:val="9"/>
+        </w:numPr>
+        <w:spacing w:line="360" w:lineRule="auto"/>
+      </w:pPr>
+      <w:r>
+        <w:lastRenderedPageBreak/>
+        <w:t>Лента новостей. Во вкладке «Новости» собрана вся важная и актуальная информация, которая касается изменений, которые вносятся в проекты, задачи, рабочие процессы.</w:t>
+      </w:r>
+    </w:p>
+    <w:p>
+      <w:pPr>
+        <w:numPr>
+          <w:ilvl w:val="0"/>
+          <w:numId w:val="9"/>
+        </w:numPr>
+        <w:spacing w:line="360" w:lineRule="auto"/>
+      </w:pPr>
+      <w:r>
+        <w:t>Объявления — текстовая информация, которую можно донести как до всего персонала, так и до сотрудников определенной службы или отдела, с прикреплением файлов, опросов, фото и т. п.</w:t>
+      </w:r>
+    </w:p>
+    <w:p>
+      <w:pPr>
+        <w:numPr>
+          <w:ilvl w:val="0"/>
+          <w:numId w:val="9"/>
+        </w:numPr>
+        <w:spacing w:line="360" w:lineRule="auto"/>
+      </w:pPr>
+      <w:r>
+        <w:t>Уведомления, которые требуют реакции пользователей. Выпускаются с наивысшим приоритетом и помещаются в верхнюю часть раздела для входящих сообщений. В этот же раздел приходит важная информация (новые или обновленные текущие задачи, запланированные встречи, мероприятия, предстоящие события и т. п.). Такие уведомления невозможно отменить или удалить. Некоторые сообщения требуют только ознакомления, другие — обязательной реакции.</w:t>
+      </w:r>
+    </w:p>
+    <w:p>
+      <w:pPr>
+        <w:spacing w:line="360" w:lineRule="auto"/>
+        <w:ind w:firstLine="709"/>
+      </w:pPr>
+      <w:r>
+        <w:drawing>
+          <wp:inline distT="0" distB="0" distL="0" distR="0" wp14:anchorId="3876D63A" wp14:editId="3EFB276B">
+            <wp:extent cx="5442299" cy="2863970"/>
+            <wp:effectExtent l="0" t="0" r="6350" b="0"/>
+            <wp:docPr id="921488789" name="Рисунок 1"/>
+            <wp:cNvGraphicFramePr>
+              <a:graphicFrameLocks xmlns:a="http://schemas.openxmlformats.org/drawingml/2006/main" noChangeAspect="1"/>
+            </wp:cNvGraphicFramePr>
+            <a:graphic xmlns:a="http://schemas.openxmlformats.org/drawingml/2006/main">
+              <a:graphicData uri="http://schemas.openxmlformats.org/drawingml/2006/picture">
+                <pic:pic xmlns:pic="http://schemas.openxmlformats.org/drawingml/2006/picture">
+                  <pic:nvPicPr>
+                    <pic:cNvPr id="921488789" name=""/>
+                    <pic:cNvPicPr/>
+                  </pic:nvPicPr>
+                  <pic:blipFill>
+                    <a:blip r:embed="rId8"/>
+                    <a:stretch>
+                      <a:fillRect/>
+                    </a:stretch>
+                  </pic:blipFill>
+                  <pic:spPr>
+                    <a:xfrm>
+                      <a:off x="0" y="0"/>
+                      <a:ext cx="5456814" cy="2871608"/>
+                    </a:xfrm>
+                    <a:prstGeom prst="rect">
+                      <a:avLst/>
+                    </a:prstGeom>
+                  </pic:spPr>
+                </pic:pic>
+              </a:graphicData>
+            </a:graphic>
+          </wp:inline>
+        </w:drawing>
+      </w:r>
+    </w:p>
+    <w:p>
+      <w:pPr>
+        <w:spacing w:line="360" w:lineRule="auto"/>
+        <w:ind w:firstLine="709"/>
+      </w:pPr>
+      <w:r>
+        <w:t xml:space="preserve">Таким образом большая часть уведомлений является авто генерируемой. </w:t>
+      </w:r>
+      <w:r>
+        <w:t>Для нестандартных уведомлений используется система объявлений. В которой не было обнаружено возможности включения в них реакций.</w:t>
+      </w:r>
+    </w:p>
+    <w:p>
+      <w:pPr>
+        <w:spacing w:line="360" w:lineRule="auto"/>
+        <w:ind w:firstLine="709"/>
+      </w:pPr>
+      <w:r>
+        <w:lastRenderedPageBreak/>
+        <w:drawing>
+          <wp:inline distT="0" distB="0" distL="0" distR="0" wp14:anchorId="70BF8623" wp14:editId="2B4BAEBE">
+            <wp:extent cx="5442810" cy="2691442"/>
+            <wp:effectExtent l="0" t="0" r="5715" b="0"/>
+            <wp:docPr id="195988899" name="Рисунок 1"/>
+            <wp:cNvGraphicFramePr>
+              <a:graphicFrameLocks xmlns:a="http://schemas.openxmlformats.org/drawingml/2006/main" noChangeAspect="1"/>
+            </wp:cNvGraphicFramePr>
+            <a:graphic xmlns:a="http://schemas.openxmlformats.org/drawingml/2006/main">
+              <a:graphicData uri="http://schemas.openxmlformats.org/drawingml/2006/picture">
+                <pic:pic xmlns:pic="http://schemas.openxmlformats.org/drawingml/2006/picture">
+                  <pic:nvPicPr>
+                    <pic:cNvPr id="195988899" name=""/>
+                    <pic:cNvPicPr/>
+                  </pic:nvPicPr>
+                  <pic:blipFill>
+                    <a:blip r:embed="rId9"/>
+                    <a:stretch>
+                      <a:fillRect/>
+                    </a:stretch>
+                  </pic:blipFill>
+                  <pic:spPr>
+                    <a:xfrm>
+                      <a:off x="0" y="0"/>
+                      <a:ext cx="5452577" cy="2696272"/>
+                    </a:xfrm>
+                    <a:prstGeom prst="rect">
+                      <a:avLst/>
+                    </a:prstGeom>
+                  </pic:spPr>
+                </pic:pic>
+              </a:graphicData>
+            </a:graphic>
+          </wp:inline>
+        </w:drawing>
+      </w:r>
+    </w:p>
+    <w:p>
+      <w:pPr>
+        <w:spacing w:line="360" w:lineRule="auto"/>
+        <w:ind w:firstLine="709"/>
+      </w:pPr>
+      <w:r>
+        <w:t xml:space="preserve">Таким образом </w:t>
+      </w:r>
+      <w:r>
+        <w:rPr>
+          <w:lang w:val="en-US"/>
+        </w:rPr>
+        <w:t>Projecto</w:t>
+      </w:r>
+      <w:r>
+        <w:t xml:space="preserve"> – </w:t>
+      </w:r>
+      <w:r>
+        <w:t xml:space="preserve">комплексный продукт, предоставляющий множество возможностей по управлению различными задачами и событиями. Но для полноценного его использования требуется </w:t>
+      </w:r>
+      <w:r>
+        <w:t>тщательное изучение его возможностей некоторая адаптация рабочего процесса под его возможности.</w:t>
+      </w:r>
+    </w:p>
+    <w:p>
+      <w:pPr>
+        <w:spacing w:line="360" w:lineRule="auto"/>
+        <w:ind w:firstLine="709"/>
+      </w:pPr>
+      <w:r>
+        <w:t xml:space="preserve">Далее рассмотрим приложение </w:t>
+      </w:r>
+      <w:r>
+        <w:rPr>
+          <w:lang w:val="en-US"/>
+        </w:rPr>
+        <w:t>MyChat</w:t>
+      </w:r>
+      <w:r>
+        <w:t>.</w:t>
+      </w:r>
+      <w:r>
+        <w:t xml:space="preserve"> Данный продукт является клиент-серверным чатом с функциями массовой рассылки</w:t>
+      </w:r>
+      <w:r>
+        <w:t>, встроенной</w:t>
+      </w:r>
+      <w:r>
+        <w:t xml:space="preserve"> </w:t>
+      </w:r>
+      <w:r>
+        <w:rPr>
+          <w:lang w:val="en-US"/>
+        </w:rPr>
+        <w:t>Kanban</w:t>
+      </w:r>
+      <w:r>
+        <w:t xml:space="preserve"> </w:t>
+      </w:r>
+      <w:r>
+        <w:t>доской, доской объявлений, аудио и видео чатом.</w:t>
+      </w:r>
+    </w:p>
+    <w:p>
+      <w:pPr>
+        <w:spacing w:line="360" w:lineRule="auto"/>
+        <w:ind w:firstLine="709"/>
+      </w:pPr>
+      <w:r>
+        <w:t xml:space="preserve">Если </w:t>
+      </w:r>
+      <w:r>
+        <w:rPr>
+          <w:lang w:val="en-US"/>
+        </w:rPr>
+        <w:t>Proj</w:t>
+      </w:r>
+      <w:r>
+        <w:rPr>
+          <w:lang w:val="en-US"/>
+        </w:rPr>
+        <w:t>e</w:t>
+      </w:r>
+      <w:r>
+        <w:rPr>
+          <w:lang w:val="en-US"/>
+        </w:rPr>
+        <w:t>cto</w:t>
+      </w:r>
+      <w:r>
+        <w:t xml:space="preserve"> </w:t>
+      </w:r>
+      <w:r>
+        <w:t xml:space="preserve">был цельным </w:t>
+      </w:r>
+      <w:r>
+        <w:rPr>
+          <w:lang w:val="en-US"/>
+        </w:rPr>
+        <w:t>web</w:t>
+      </w:r>
+      <w:r>
+        <w:t xml:space="preserve"> </w:t>
+      </w:r>
+      <w:r>
+        <w:t xml:space="preserve">приложением, то </w:t>
+      </w:r>
+      <w:r>
+        <w:rPr>
+          <w:lang w:val="en-US"/>
+        </w:rPr>
+        <w:t>MyChat</w:t>
+      </w:r>
+      <w:r>
+        <w:t xml:space="preserve"> </w:t>
+      </w:r>
+      <w:r>
+        <w:t xml:space="preserve">является </w:t>
+      </w:r>
+      <w:r>
+        <w:t xml:space="preserve">нативным приложением, работающим под различными платформами. Также некоторые из его компонентов, например </w:t>
+      </w:r>
+      <w:r>
+        <w:rPr>
+          <w:lang w:val="en-US"/>
+        </w:rPr>
+        <w:t>Kanban</w:t>
+      </w:r>
+      <w:r>
+        <w:t xml:space="preserve"> </w:t>
+      </w:r>
+      <w:r>
+        <w:t>доск</w:t>
+      </w:r>
+      <w:r>
+        <w:t xml:space="preserve">а и </w:t>
+      </w:r>
+      <w:r>
+        <w:t>форум</w:t>
+      </w:r>
+      <w:r>
+        <w:t xml:space="preserve"> являются отдельными веб приложениями.</w:t>
+      </w:r>
+    </w:p>
+    <w:p>
+      <w:pPr>
+        <w:spacing w:line="360" w:lineRule="auto"/>
+        <w:ind w:firstLine="709"/>
+      </w:pPr>
+      <w:r>
+        <w:t xml:space="preserve">Для </w:t>
+      </w:r>
+      <w:r>
+        <w:t xml:space="preserve">массового оповещения сотрудников в </w:t>
+      </w:r>
+      <w:r>
+        <w:rPr>
+          <w:lang w:val="en-US"/>
+        </w:rPr>
+        <w:t>MyChat</w:t>
+      </w:r>
+      <w:r>
+        <w:t xml:space="preserve"> </w:t>
+      </w:r>
+      <w:r>
+        <w:t>используются массовая рассылка и доска объявлений.</w:t>
+      </w:r>
+    </w:p>
+    <w:p>
+      <w:pPr>
+        <w:spacing w:after="160" w:line="360" w:lineRule="auto"/>
+        <w:ind w:firstLine="709"/>
+        <w:jc w:val="left"/>
+      </w:pPr>
+      <w:r>
+        <w:t>Массовая рассылка представляет собой отправку сообщений нескольким пользователя</w:t>
+      </w:r>
+      <w:r>
+        <w:t xml:space="preserve">м. </w:t>
+      </w:r>
+      <w:r>
+        <w:t xml:space="preserve">При отправке оповещений можно задать получателей, время жизни уведомления и получение уведомлений о </w:t>
+      </w:r>
+      <w:r>
+        <w:lastRenderedPageBreak/>
+        <w:t xml:space="preserve">прочтении. Интерфейс отправки уведомлений показан на рисунке </w:t>
+      </w:r>
+      <w:r>
+        <w:rPr>
+          <w:highlight w:val="yellow"/>
+          <w:lang w:val="en-US"/>
+        </w:rPr>
+        <w:t>?</w:t>
+      </w:r>
+      <w:r>
+        <w:rPr>
+          <w:lang w:val="en-US"/>
+        </w:rPr>
+        <w:t>.</w:t>
+      </w:r>
+      <w:r>
+        <w:rPr>
+          <w:noProof/>
+        </w:rPr>
+        <w:drawing>
+          <wp:inline distT="0" distB="0" distL="0" distR="0" wp14:anchorId="2C09D116" wp14:editId="5A1D7B9D">
+            <wp:extent cx="5940425" cy="5260340"/>
+            <wp:effectExtent l="0" t="0" r="3175" b="0"/>
+            <wp:docPr id="336033444" name="Рисунок 3"/>
+            <wp:cNvGraphicFramePr>
+              <a:graphicFrameLocks xmlns:a="http://schemas.openxmlformats.org/drawingml/2006/main" noChangeAspect="1"/>
+            </wp:cNvGraphicFramePr>
+            <a:graphic xmlns:a="http://schemas.openxmlformats.org/drawingml/2006/main">
+              <a:graphicData uri="http://schemas.openxmlformats.org/drawingml/2006/picture">
+                <pic:pic xmlns:pic="http://schemas.openxmlformats.org/drawingml/2006/picture">
+                  <pic:nvPicPr>
+                    <pic:cNvPr id="0" name="Picture 8"/>
+                    <pic:cNvPicPr>
+                      <a:picLocks noChangeAspect="1" noChangeArrowheads="1"/>
+                    </pic:cNvPicPr>
+                  </pic:nvPicPr>
+                  <pic:blipFill>
+                    <a:blip r:embed="rId10">
+                      <a:extLst>
+                        <a:ext uri="{28A0092B-C50C-407E-A947-70E740481C1C}">
+                          <a14:useLocalDpi xmlns:a14="http://schemas.microsoft.com/office/drawing/2010/main" val="0"/>
+                        </a:ext>
+                      </a:extLst>
+                    </a:blip>
+                    <a:srcRect/>
+                    <a:stretch>
+                      <a:fillRect/>
+                    </a:stretch>
+                  </pic:blipFill>
+                  <pic:spPr bwMode="auto">
+                    <a:xfrm>
+                      <a:off x="0" y="0"/>
+                      <a:ext cx="5940425" cy="5260340"/>
+                    </a:xfrm>
+                    <a:prstGeom prst="rect">
+                      <a:avLst/>
+                    </a:prstGeom>
+                    <a:noFill/>
+                    <a:ln>
+                      <a:noFill/>
+                    </a:ln>
+                  </pic:spPr>
+                </pic:pic>
+              </a:graphicData>
+            </a:graphic>
+          </wp:inline>
+        </w:drawing>
+      </w:r>
+    </w:p>
+    <w:p>
+      <w:pPr>
+        <w:spacing w:after="160" w:line="360" w:lineRule="auto"/>
+        <w:ind w:firstLine="709"/>
+        <w:jc w:val="left"/>
+      </w:pPr>
+      <w:r>
+        <w:t>Пример отправленного уведомления показан на рисунке</w:t>
+      </w:r>
+      <w:r>
+        <w:t xml:space="preserve"> </w:t>
+      </w:r>
+      <w:r>
+        <w:rPr>
+          <w:highlight w:val="yellow"/>
+        </w:rPr>
+        <w:t>?</w:t>
+      </w:r>
+      <w:r>
+        <w:t xml:space="preserve"> </w:t>
+      </w:r>
+      <w:r>
+        <w:t>и выделен желтым цветом.</w:t>
+      </w:r>
+      <w:r>
+        <w:br w:type="page"/>
+      </w:r>
+    </w:p>
+    <w:p>
+      <w:pPr>
+        <w:spacing w:line="360" w:lineRule="auto"/>
+        <w:ind w:firstLine="709"/>
+      </w:pPr>
+      <w:r>
+        <w:lastRenderedPageBreak/>
+        <w:drawing>
+          <wp:inline distT="0" distB="0" distL="0" distR="0" wp14:anchorId="13FDC6E4" wp14:editId="4694E5EB">
+            <wp:extent cx="5230000" cy="2967487"/>
+            <wp:effectExtent l="0" t="0" r="8890" b="4445"/>
+            <wp:docPr id="1028198675" name="Рисунок 1"/>
+            <wp:cNvGraphicFramePr>
+              <a:graphicFrameLocks xmlns:a="http://schemas.openxmlformats.org/drawingml/2006/main" noChangeAspect="1"/>
+            </wp:cNvGraphicFramePr>
+            <a:graphic xmlns:a="http://schemas.openxmlformats.org/drawingml/2006/main">
+              <a:graphicData uri="http://schemas.openxmlformats.org/drawingml/2006/picture">
+                <pic:pic xmlns:pic="http://schemas.openxmlformats.org/drawingml/2006/picture">
+                  <pic:nvPicPr>
+                    <pic:cNvPr id="1028198675" name=""/>
+                    <pic:cNvPicPr/>
+                  </pic:nvPicPr>
+                  <pic:blipFill>
+                    <a:blip r:embed="rId11"/>
+                    <a:stretch>
+                      <a:fillRect/>
+                    </a:stretch>
+                  </pic:blipFill>
+                  <pic:spPr>
+                    <a:xfrm>
+                      <a:off x="0" y="0"/>
+                      <a:ext cx="5246293" cy="2976731"/>
+                    </a:xfrm>
+                    <a:prstGeom prst="rect">
+                      <a:avLst/>
+                    </a:prstGeom>
+                  </pic:spPr>
+                </pic:pic>
+              </a:graphicData>
+            </a:graphic>
+          </wp:inline>
+        </w:drawing>
+      </w:r>
+    </w:p>
+    <w:p>
+      <w:pPr>
+        <w:spacing w:line="360" w:lineRule="auto"/>
+        <w:ind w:firstLine="709"/>
+        <w:rPr>
+          <w:lang w:val="en-US"/>
+        </w:rPr>
+      </w:pPr>
+      <w:r>
+        <w:rPr>
+          <w:lang w:val="en-US"/>
+        </w:rPr>
+        <w:t>MyChat</w:t>
+      </w:r>
+      <w:r>
+        <w:t xml:space="preserve"> </w:t>
+      </w:r>
+      <w:r>
+        <w:t xml:space="preserve">предоставляет возможность контроля осведомленности </w:t>
+      </w:r>
+      <w:r>
+        <w:t xml:space="preserve">пользователей во вкладке «История сообщений». Интерфейс данной вкладки показан на рисунке </w:t>
+      </w:r>
+      <w:r>
+        <w:rPr>
+          <w:highlight w:val="yellow"/>
+          <w:lang w:val="en-US"/>
+        </w:rPr>
+        <w:t>?</w:t>
+      </w:r>
+      <w:r>
+        <w:rPr>
+          <w:lang w:val="en-US"/>
+        </w:rPr>
+        <w:t xml:space="preserve">. </w:t>
+      </w:r>
+    </w:p>
+    <w:p>
+      <w:pPr>
+        <w:spacing w:line="360" w:lineRule="auto"/>
+        <w:ind w:firstLine="709"/>
+        <w:rPr>
+          <w:lang w:val="en-US"/>
+        </w:rPr>
+      </w:pPr>
+      <w:r>
+        <w:rPr>
+          <w:noProof/>
+        </w:rPr>
+        <w:drawing>
+          <wp:inline distT="0" distB="0" distL="0" distR="0" wp14:anchorId="4881497A" wp14:editId="0BF30F2C">
+            <wp:extent cx="5037827" cy="3226794"/>
+            <wp:effectExtent l="0" t="0" r="0" b="0"/>
+            <wp:docPr id="980671716" name="Рисунок 5"/>
+            <wp:cNvGraphicFramePr>
+              <a:graphicFrameLocks xmlns:a="http://schemas.openxmlformats.org/drawingml/2006/main" noChangeAspect="1"/>
+            </wp:cNvGraphicFramePr>
+            <a:graphic xmlns:a="http://schemas.openxmlformats.org/drawingml/2006/main">
+              <a:graphicData uri="http://schemas.openxmlformats.org/drawingml/2006/picture">
+                <pic:pic xmlns:pic="http://schemas.openxmlformats.org/drawingml/2006/picture">
+                  <pic:nvPicPr>
+                    <pic:cNvPr id="0" name="Picture 12"/>
+                    <pic:cNvPicPr>
+                      <a:picLocks noChangeAspect="1" noChangeArrowheads="1"/>
+                    </pic:cNvPicPr>
+                  </pic:nvPicPr>
+                  <pic:blipFill>
+                    <a:blip r:embed="rId12">
+                      <a:extLst>
+                        <a:ext uri="{28A0092B-C50C-407E-A947-70E740481C1C}">
+                          <a14:useLocalDpi xmlns:a14="http://schemas.microsoft.com/office/drawing/2010/main" val="0"/>
+                        </a:ext>
+                      </a:extLst>
+                    </a:blip>
+                    <a:srcRect/>
+                    <a:stretch>
+                      <a:fillRect/>
+                    </a:stretch>
+                  </pic:blipFill>
+                  <pic:spPr bwMode="auto">
+                    <a:xfrm>
+                      <a:off x="0" y="0"/>
+                      <a:ext cx="5048785" cy="3233813"/>
+                    </a:xfrm>
+                    <a:prstGeom prst="rect">
+                      <a:avLst/>
+                    </a:prstGeom>
+                    <a:noFill/>
+                    <a:ln>
+                      <a:noFill/>
+                    </a:ln>
+                  </pic:spPr>
+                </pic:pic>
+              </a:graphicData>
+            </a:graphic>
+          </wp:inline>
+        </w:drawing>
+      </w:r>
+    </w:p>
+    <w:p>
+      <w:pPr>
+        <w:spacing w:line="360" w:lineRule="auto"/>
+        <w:ind w:firstLine="709"/>
+        <w:rPr>
+          <w:lang w:val="en-US"/>
+        </w:rPr>
+      </w:pPr>
+      <w:r>
+        <w:t>Доска объявлений является отдельной вкладкой, в которой находится список сообщений, видимый всем пользователям сервера. Отправляемое сообщение можно разместить выше всех остальных, а также задать ему вр</w:t>
+      </w:r>
+      <w:r>
+        <w:t>ем</w:t>
+      </w:r>
+      <w:r>
+        <w:t xml:space="preserve">я жизни. Интерфейс отправки таких сообщений показан на рисунке </w:t>
+      </w:r>
+      <w:r>
+        <w:rPr>
+          <w:highlight w:val="yellow"/>
+        </w:rPr>
+        <w:t>?</w:t>
+      </w:r>
+      <w:r>
+        <w:t>.</w:t>
+      </w:r>
+    </w:p>
+    <w:p>
+      <w:pPr>
+        <w:spacing w:line="360" w:lineRule="auto"/>
+        <w:ind w:firstLine="709"/>
+        <w:rPr>
+          <w:lang w:val="en-US"/>
+        </w:rPr>
+      </w:pPr>
+      <w:r>
+        <w:rPr>
+          <w:noProof/>
+        </w:rPr>
+        <w:lastRenderedPageBreak/>
+        <w:drawing>
+          <wp:inline distT="0" distB="0" distL="0" distR="0" wp14:anchorId="782A106D" wp14:editId="1C2EF48B">
+            <wp:extent cx="5279367" cy="3871348"/>
+            <wp:effectExtent l="0" t="0" r="0" b="0"/>
+            <wp:docPr id="1538887849" name="Рисунок 4"/>
+            <wp:cNvGraphicFramePr>
+              <a:graphicFrameLocks xmlns:a="http://schemas.openxmlformats.org/drawingml/2006/main" noChangeAspect="1"/>
+            </wp:cNvGraphicFramePr>
+            <a:graphic xmlns:a="http://schemas.openxmlformats.org/drawingml/2006/main">
+              <a:graphicData uri="http://schemas.openxmlformats.org/drawingml/2006/picture">
+                <pic:pic xmlns:pic="http://schemas.openxmlformats.org/drawingml/2006/picture">
+                  <pic:nvPicPr>
+                    <pic:cNvPr id="0" name="Picture 10"/>
+                    <pic:cNvPicPr>
+                      <a:picLocks noChangeAspect="1" noChangeArrowheads="1"/>
+                    </pic:cNvPicPr>
+                  </pic:nvPicPr>
+                  <pic:blipFill>
+                    <a:blip r:embed="rId13">
+                      <a:extLst>
+                        <a:ext uri="{28A0092B-C50C-407E-A947-70E740481C1C}">
+                          <a14:useLocalDpi xmlns:a14="http://schemas.microsoft.com/office/drawing/2010/main" val="0"/>
+                        </a:ext>
+                      </a:extLst>
+                    </a:blip>
+                    <a:srcRect/>
+                    <a:stretch>
+                      <a:fillRect/>
+                    </a:stretch>
+                  </pic:blipFill>
+                  <pic:spPr bwMode="auto">
+                    <a:xfrm>
+                      <a:off x="0" y="0"/>
+                      <a:ext cx="5306905" cy="3891542"/>
+                    </a:xfrm>
+                    <a:prstGeom prst="rect">
+                      <a:avLst/>
+                    </a:prstGeom>
+                    <a:noFill/>
+                    <a:ln>
+                      <a:noFill/>
+                    </a:ln>
+                  </pic:spPr>
+                </pic:pic>
+              </a:graphicData>
+            </a:graphic>
+          </wp:inline>
+        </w:drawing>
+      </w:r>
+    </w:p>
+    <w:p>
+      <w:pPr>
+        <w:spacing w:line="360" w:lineRule="auto"/>
+        <w:ind w:firstLine="709"/>
+      </w:pPr>
+      <w:r>
+        <w:t>ПОДИТОЖЖ</w:t>
+      </w:r>
+    </w:p>
+    <w:p>
+      <w:pPr>
+        <w:spacing w:line="360" w:lineRule="auto"/>
+        <w:ind w:firstLine="709"/>
+      </w:pPr>
+      <w:hyperlink r:id="rId14" w:history="1">
+        <w:r>
+          <w:rPr>
+            <w:rStyle w:val="ab"/>
+            <w:lang w:val="en-US"/>
+          </w:rPr>
+          <w:t>https</w:t>
+        </w:r>
         <w:r>
           <w:rPr>
             <w:rStyle w:val="ab"/>
           </w:rPr>
-          <w:t>https://blog.nsoft-s.com/systemy-massovogo-opovescheniia-sotrudnikov/</w:t>
+          <w:t>://</w:t>
+        </w:r>
+        <w:r>
+          <w:rPr>
+            <w:rStyle w:val="ab"/>
+            <w:lang w:val="en-US"/>
+          </w:rPr>
+          <w:t>blog</w:t>
+        </w:r>
+        <w:r>
+          <w:rPr>
+            <w:rStyle w:val="ab"/>
+          </w:rPr>
+          <w:t>.</w:t>
+        </w:r>
+        <w:r>
+          <w:rPr>
+            <w:rStyle w:val="ab"/>
+            <w:lang w:val="en-US"/>
+          </w:rPr>
+          <w:t>nsoft</w:t>
+        </w:r>
+        <w:r>
+          <w:rPr>
+            <w:rStyle w:val="ab"/>
+          </w:rPr>
+          <w:t>-</w:t>
+        </w:r>
+        <w:r>
+          <w:rPr>
+            <w:rStyle w:val="ab"/>
+            <w:lang w:val="en-US"/>
+          </w:rPr>
+          <w:t>s</w:t>
+        </w:r>
+        <w:r>
+          <w:rPr>
+            <w:rStyle w:val="ab"/>
+          </w:rPr>
+          <w:t>.</w:t>
+        </w:r>
+        <w:r>
+          <w:rPr>
+            <w:rStyle w:val="ab"/>
+            <w:lang w:val="en-US"/>
+          </w:rPr>
+          <w:t>com</w:t>
+        </w:r>
+        <w:r>
+          <w:rPr>
+            <w:rStyle w:val="ab"/>
+          </w:rPr>
+          <w:t>/</w:t>
+        </w:r>
+        <w:r>
+          <w:rPr>
+            <w:rStyle w:val="ab"/>
+            <w:lang w:val="en-US"/>
+          </w:rPr>
+          <w:t>systemy</w:t>
+        </w:r>
+        <w:r>
+          <w:rPr>
+            <w:rStyle w:val="ab"/>
+          </w:rPr>
+          <w:t>-</w:t>
+        </w:r>
+        <w:r>
+          <w:rPr>
+            <w:rStyle w:val="ab"/>
+            <w:lang w:val="en-US"/>
+          </w:rPr>
+          <w:t>m</w:t>
+        </w:r>
+        <w:r>
+          <w:rPr>
+            <w:rStyle w:val="ab"/>
+            <w:lang w:val="en-US"/>
+          </w:rPr>
+          <w:t>a</w:t>
+        </w:r>
+        <w:r>
+          <w:rPr>
+            <w:rStyle w:val="ab"/>
+            <w:lang w:val="en-US"/>
+          </w:rPr>
+          <w:t>ssovogo</w:t>
+        </w:r>
+        <w:r>
+          <w:rPr>
+            <w:rStyle w:val="ab"/>
+          </w:rPr>
+          <w:t>-</w:t>
+        </w:r>
+        <w:r>
+          <w:rPr>
+            <w:rStyle w:val="ab"/>
+            <w:lang w:val="en-US"/>
+          </w:rPr>
+          <w:t>opovesch</w:t>
+        </w:r>
+        <w:r>
+          <w:rPr>
+            <w:rStyle w:val="ab"/>
+            <w:lang w:val="en-US"/>
+          </w:rPr>
+          <w:t>e</w:t>
+        </w:r>
+        <w:r>
+          <w:rPr>
+            <w:rStyle w:val="ab"/>
+            <w:lang w:val="en-US"/>
+          </w:rPr>
+          <w:t>niia</w:t>
+        </w:r>
+        <w:r>
+          <w:rPr>
+            <w:rStyle w:val="ab"/>
+          </w:rPr>
+          <w:t>-</w:t>
+        </w:r>
+        <w:r>
+          <w:rPr>
+            <w:rStyle w:val="ab"/>
+            <w:lang w:val="en-US"/>
+          </w:rPr>
+          <w:t>sotrudnikov</w:t>
+        </w:r>
+        <w:r>
+          <w:rPr>
+            <w:rStyle w:val="ab"/>
+          </w:rPr>
+          <w:t>/</w:t>
         </w:r>
       </w:hyperlink>
     </w:p>
@@ -7844,12 +8695,59 @@
         <w:ind w:firstLine="709"/>
       </w:pPr>
       <w:r>
-        <w:lastRenderedPageBreak/>
         <w:t>https://vc.ru/u/1215539-projecto/632649-uvedomleniya-sotrudnikam</w:t>
       </w:r>
     </w:p>
+    <w:p>
+      <w:pPr>
+        <w:spacing w:line="360" w:lineRule="auto"/>
+        <w:ind w:firstLine="709"/>
+      </w:pPr>
+    </w:p>
+    <w:p>
+      <w:pPr>
+        <w:spacing w:line="360" w:lineRule="auto"/>
+      </w:pPr>
+    </w:p>
+    <w:p>
+      <w:pPr>
+        <w:spacing w:line="360" w:lineRule="auto"/>
+      </w:pPr>
+    </w:p>
+    <w:p>
+      <w:pPr>
+        <w:spacing w:line="360" w:lineRule="auto"/>
+      </w:pPr>
+    </w:p>
+    <w:p>
+      <w:pPr>
+        <w:spacing w:line="360" w:lineRule="auto"/>
+      </w:pPr>
+      <w:r>
+        <w:t>Анализ требований</w:t>
+      </w:r>
+    </w:p>
+    <w:p>
+      <w:pPr>
+        <w:spacing w:line="360" w:lineRule="auto"/>
+      </w:pPr>
+      <w:r>
+        <w:t>Вывод</w:t>
+      </w:r>
+      <w:r>
+        <w:t xml:space="preserve"> по разделу</w:t>
+      </w:r>
+    </w:p>
+    <w:p>
+      <w:pPr>
+        <w:spacing w:line="360" w:lineRule="auto"/>
+      </w:pPr>
+      <w:r>
+        <w:t xml:space="preserve"> </w:t>
+      </w:r>
+    </w:p>
     <w:sectPr>
-      <w:footerReference w:type="default" r:id="rId8"/>
+      <w:footerReference w:type="default" r:id="rId15"/>
       <w:pgSz w:w="11906" w:h="16838"/>
       <w:pgMar w:top="1134" w:right="850" w:bottom="1134" w:left="1701" w:header="708" w:footer="708" w:gutter="0"/>
       <w:cols w:space="708"/>
@@ -7955,274 +8853,165 @@
 <file path=word/numbering.xml><?xml version="1.0" encoding="utf-8"?>
 <w:numbering xmlns:wpc="http://schemas.microsoft.com/office/word/2010/wordprocessingCanvas" xmlns:cx="http://schemas.microsoft.com/office/drawing/2014/chartex" xmlns:cx1="http://schemas.microsoft.com/office/drawing/2015/9/8/chartex" xmlns:cx2="http://schemas.microsoft.com/office/drawing/2015/10/21/chartex" xmlns:cx3="http://schemas.microsoft.com/office/drawing/2016/5/9/chartex" xmlns:cx4="http://schemas.microsoft.com/office/drawing/2016/5/10/chartex" xmlns:cx5="http://schemas.microsoft.com/office/drawing/2016/5/11/chartex" xmlns:cx6="http://schemas.microsoft.com/office/drawing/2016/5/12/chartex" xmlns:cx7="http://schemas.microsoft.com/office/drawing/2016/5/13/chartex" xmlns:cx8="http://schemas.microsoft.com/office/drawing/2016/5/14/chartex" xmlns:mc="http://schemas.openxmlformats.org/markup-compatibility/2006" xmlns:aink="http://schemas.microsoft.com/office/drawing/2016/ink" xmlns:am3d="http://schemas.microsoft.com/office/drawing/2017/model3d" xmlns:o="urn:schemas-microsoft-com:office:office" xmlns:oel="http://schemas.microsoft.com/office/2019/extlst" xmlns:r="http://schemas.openxmlformats.org/officeDocument/2006/relationships" xmlns:m="http://schemas.openxmlformats.org/officeDocument/2006/math" xmlns:v="urn:schemas-microsoft-com:vml" xmlns:wp14="http://schemas.microsoft.com/office/word/2010/wordprocessingDrawing" xmlns:wp="http://schemas.openxmlformats.org/drawingml/2006/wordprocessingDrawing" xmlns:w10="urn:schemas-microsoft-com:office:word" xmlns:w="http://schemas.openxmlformats.org/wordprocessingml/2006/main" xmlns:w14="http://schemas.microsoft.com/office/word/2010/wordml" xmlns:w15="http://schemas.microsoft.com/office/word/2012/wordml" xmlns:w16cex="http://schemas.microsoft.com/office/word/2018/wordml/cex" xmlns:w16cid="http://schemas.microsoft.com/office/word/2016/wordml/cid" xmlns:w16="http://schemas.microsoft.com/office/word/2018/wordml" xmlns:w16sdtdh="http://schemas.microsoft.com/office/word/2020/wordml/sdtdatahash" xmlns:w16se="http://schemas.microsoft.com/office/word/2015/wordml/symex" xmlns:wpg="http://schemas.microsoft.com/office/word/2010/wordprocessingGroup" xmlns:wpi="http://schemas.microsoft.com/office/word/2010/wordprocessingInk" xmlns:wne="http://schemas.microsoft.com/office/word/2006/wordml" xmlns:wps="http://schemas.microsoft.com/office/word/2010/wordprocessingShape" mc:Ignorable="w14 w15 w16se w16cid w16 w16cex w16sdtdh wp14">
   <w:abstractNum w:abstractNumId="0" w15:restartNumberingAfterBreak="0">
-    <w:nsid w:val="38A962C4"/>
+    <w:nsid w:val="086E09B7"/>
     <w:multiLevelType w:val="multilevel"/>
-    <w:tmpl w:val="8FB20B82"/>
+    <w:tmpl w:val="C25E22CE"/>
     <w:lvl w:ilvl="0">
       <w:start w:val="1"/>
-      <w:numFmt w:val="decimal"/>
-      <w:lvlText w:val="%1."/>
+      <w:numFmt w:val="bullet"/>
+      <w:lvlText w:val=""/>
       <w:lvlJc w:val="left"/>
       <w:pPr>
-        <w:ind w:left="500" w:hanging="360"/>
-      </w:pPr>
+        <w:tabs>
+          <w:tab w:val="num" w:pos="720"/>
+        </w:tabs>
+        <w:ind w:left="720" w:hanging="360"/>
+      </w:pPr>
+      <w:rPr>
+        <w:rFonts w:ascii="Symbol" w:hAnsi="Symbol" w:hint="default"/>
+        <w:sz w:val="20"/>
+      </w:rPr>
     </w:lvl>
-    <w:lvl w:ilvl="1">
-      <w:start w:val="2"/>
-      <w:numFmt w:val="decimal"/>
-      <w:lvlText w:val="%1.%2."/>
+    <w:lvl w:ilvl="1" w:tentative="1">
+      <w:start w:val="1"/>
+      <w:numFmt w:val="bullet"/>
+      <w:lvlText w:val=""/>
       <w:lvlJc w:val="left"/>
       <w:pPr>
-        <w:ind w:left="1069" w:hanging="360"/>
-      </w:pPr>
+        <w:tabs>
+          <w:tab w:val="num" w:pos="1440"/>
+        </w:tabs>
+        <w:ind w:left="1440" w:hanging="360"/>
+      </w:pPr>
+      <w:rPr>
+        <w:rFonts w:ascii="Symbol" w:hAnsi="Symbol" w:hint="default"/>
+        <w:sz w:val="20"/>
+      </w:rPr>
     </w:lvl>
-    <w:lvl w:ilvl="2">
+    <w:lvl w:ilvl="2" w:tentative="1">
       <w:start w:val="1"/>
-      <w:numFmt w:val="decimal"/>
-      <w:lvlText w:val="%1.%2.%3."/>
+      <w:numFmt w:val="bullet"/>
+      <w:lvlText w:val=""/>
       <w:lvlJc w:val="left"/>
       <w:pPr>
-        <w:ind w:left="1998" w:hanging="720"/>
-      </w:pPr>
+        <w:tabs>
+          <w:tab w:val="num" w:pos="2160"/>
+        </w:tabs>
+        <w:ind w:left="2160" w:hanging="360"/>
+      </w:pPr>
+      <w:rPr>
+        <w:rFonts w:ascii="Symbol" w:hAnsi="Symbol" w:hint="default"/>
+        <w:sz w:val="20"/>
+      </w:rPr>
     </w:lvl>
-    <w:lvl w:ilvl="3">
+    <w:lvl w:ilvl="3" w:tentative="1">
       <w:start w:val="1"/>
-      <w:numFmt w:val="decimal"/>
-      <w:lvlText w:val="%1.%2.%3.%4."/>
+      <w:numFmt w:val="bullet"/>
+      <w:lvlText w:val=""/>
       <w:lvlJc w:val="left"/>
       <w:pPr>
-        <w:ind w:left="2567" w:hanging="720"/>
-      </w:pPr>
+        <w:tabs>
+          <w:tab w:val="num" w:pos="2880"/>
+        </w:tabs>
+        <w:ind w:left="2880" w:hanging="360"/>
+      </w:pPr>
+      <w:rPr>
+        <w:rFonts w:ascii="Symbol" w:hAnsi="Symbol" w:hint="default"/>
+        <w:sz w:val="20"/>
+      </w:rPr>
     </w:lvl>
-    <w:lvl w:ilvl="4">
+    <w:lvl w:ilvl="4" w:tentative="1">
       <w:start w:val="1"/>
-      <w:numFmt w:val="decimal"/>
-      <w:lvlText w:val="%1.%2.%3.%4.%5."/>
+      <w:numFmt w:val="bullet"/>
+      <w:lvlText w:val=""/>
       <w:lvlJc w:val="left"/>
       <w:pPr>
-        <w:ind w:left="3496" w:hanging="1080"/>
-      </w:pPr>
+        <w:tabs>
+          <w:tab w:val="num" w:pos="3600"/>
+        </w:tabs>
+        <w:ind w:left="3600" w:hanging="360"/>
+      </w:pPr>
+      <w:rPr>
+        <w:rFonts w:ascii="Symbol" w:hAnsi="Symbol" w:hint="default"/>
+        <w:sz w:val="20"/>
+      </w:rPr>
     </w:lvl>
-    <w:lvl w:ilvl="5">
+    <w:lvl w:ilvl="5" w:tentative="1">
       <w:start w:val="1"/>
-      <w:numFmt w:val="decimal"/>
-      <w:lvlText w:val="%1.%2.%3.%4.%5.%6."/>
+      <w:numFmt w:val="bullet"/>
+      <w:lvlText w:val=""/>
       <w:lvlJc w:val="left"/>
       <w:pPr>
-        <w:ind w:left="4065" w:hanging="1080"/>
-      </w:pPr>
+        <w:tabs>
+          <w:tab w:val="num" w:pos="4320"/>
+        </w:tabs>
+        <w:ind w:left="4320" w:hanging="360"/>
+      </w:pPr>
+      <w:rPr>
+        <w:rFonts w:ascii="Symbol" w:hAnsi="Symbol" w:hint="default"/>
+        <w:sz w:val="20"/>
+      </w:rPr>
     </w:lvl>
-    <w:lvl w:ilvl="6">
+    <w:lvl w:ilvl="6" w:tentative="1">
       <w:start w:val="1"/>
-      <w:numFmt w:val="decimal"/>
-      <w:lvlText w:val="%1.%2.%3.%4.%5.%6.%7."/>
+      <w:numFmt w:val="bullet"/>
+      <w:lvlText w:val=""/>
       <w:lvlJc w:val="left"/>
       <w:pPr>
-        <w:ind w:left="4994" w:hanging="1440"/>
-      </w:pPr>
+        <w:tabs>
+          <w:tab w:val="num" w:pos="5040"/>
+        </w:tabs>
+        <w:ind w:left="5040" w:hanging="360"/>
+      </w:pPr>
+      <w:rPr>
+        <w:rFonts w:ascii="Symbol" w:hAnsi="Symbol" w:hint="default"/>
+        <w:sz w:val="20"/>
+      </w:rPr>
     </w:lvl>
-    <w:lvl w:ilvl="7">
+    <w:lvl w:ilvl="7" w:tentative="1">
       <w:start w:val="1"/>
-      <w:numFmt w:val="decimal"/>
-      <w:lvlText w:val="%1.%2.%3.%4.%5.%6.%7.%8."/>
+      <w:numFmt w:val="bullet"/>
+      <w:lvlText w:val=""/>
       <w:lvlJc w:val="left"/>
       <w:pPr>
-        <w:ind w:left="5563" w:hanging="1440"/>
-      </w:pPr>
+        <w:tabs>
+          <w:tab w:val="num" w:pos="5760"/>
+        </w:tabs>
+        <w:ind w:left="5760" w:hanging="360"/>
+      </w:pPr>
+      <w:rPr>
+        <w:rFonts w:ascii="Symbol" w:hAnsi="Symbol" w:hint="default"/>
+        <w:sz w:val="20"/>
+      </w:rPr>
     </w:lvl>
-    <w:lvl w:ilvl="8">
+    <w:lvl w:ilvl="8" w:tentative="1">
       <w:start w:val="1"/>
-      <w:numFmt w:val="decimal"/>
-      <w:lvlText w:val="%1.%2.%3.%4.%5.%6.%7.%8.%9."/>
+      <w:numFmt w:val="bullet"/>
+      <w:lvlText w:val=""/>
       <w:lvlJc w:val="left"/>
       <w:pPr>
-        <w:ind w:left="6492" w:hanging="1800"/>
-      </w:pPr>
+        <w:tabs>
+          <w:tab w:val="num" w:pos="6480"/>
+        </w:tabs>
+        <w:ind w:left="6480" w:hanging="360"/>
+      </w:pPr>
+      <w:rPr>
+        <w:rFonts w:ascii="Symbol" w:hAnsi="Symbol" w:hint="default"/>
+        <w:sz w:val="20"/>
+      </w:rPr>
     </w:lvl>
   </w:abstractNum>
   <w:abstractNum w:abstractNumId="1" w15:restartNumberingAfterBreak="0">
-    <w:nsid w:val="6CFB3738"/>
+    <w:nsid w:val="231C19BB"/>
     <w:multiLevelType w:val="hybridMultilevel"/>
-    <w:tmpl w:val="D884DCC8"/>
-    <w:lvl w:ilvl="0" w:tplc="BEC6606E">
-      <w:start w:val="1"/>
-      <w:numFmt w:val="decimal"/>
-      <w:lvlText w:val="%1)"/>
-      <w:lvlJc w:val="left"/>
-      <w:pPr>
-        <w:ind w:left="1069" w:hanging="360"/>
-      </w:pPr>
-    </w:lvl>
-    <w:lvl w:ilvl="1" w:tplc="04190019">
-      <w:start w:val="1"/>
-      <w:numFmt w:val="lowerLetter"/>
-      <w:lvlText w:val="%2."/>
-      <w:lvlJc w:val="left"/>
-      <w:pPr>
-        <w:ind w:left="1789" w:hanging="360"/>
-      </w:pPr>
-    </w:lvl>
-    <w:lvl w:ilvl="2" w:tplc="0419001B">
-      <w:start w:val="1"/>
-      <w:numFmt w:val="lowerRoman"/>
-      <w:lvlText w:val="%3."/>
-      <w:lvlJc w:val="right"/>
-      <w:pPr>
-        <w:ind w:left="2509" w:hanging="180"/>
-      </w:pPr>
-    </w:lvl>
-    <w:lvl w:ilvl="3" w:tplc="0419000F">
-      <w:start w:val="1"/>
-      <w:numFmt w:val="decimal"/>
-      <w:lvlText w:val="%4."/>
-      <w:lvlJc w:val="left"/>
-      <w:pPr>
-        <w:ind w:left="3229" w:hanging="360"/>
-      </w:pPr>
-    </w:lvl>
-    <w:lvl w:ilvl="4" w:tplc="04190019">
-      <w:start w:val="1"/>
-      <w:numFmt w:val="lowerLetter"/>
-      <w:lvlText w:val="%5."/>
-      <w:lvlJc w:val="left"/>
-      <w:pPr>
-        <w:ind w:left="3949" w:hanging="360"/>
-      </w:pPr>
-    </w:lvl>
-    <w:lvl w:ilvl="5" w:tplc="0419001B">
-      <w:start w:val="1"/>
-      <w:numFmt w:val="lowerRoman"/>
-      <w:lvlText w:val="%6."/>
-      <w:lvlJc w:val="right"/>
-      <w:pPr>
-        <w:ind w:left="4669" w:hanging="180"/>
-      </w:pPr>
-    </w:lvl>
-    <w:lvl w:ilvl="6" w:tplc="0419000F">
-      <w:start w:val="1"/>
-      <w:numFmt w:val="decimal"/>
-      <w:lvlText w:val="%7."/>
-      <w:lvlJc w:val="left"/>
-      <w:pPr>
-        <w:ind w:left="5389" w:hanging="360"/>
-      </w:pPr>
-    </w:lvl>
-    <w:lvl w:ilvl="7" w:tplc="04190019">
-      <w:start w:val="1"/>
-      <w:numFmt w:val="lowerLetter"/>
-      <w:lvlText w:val="%8."/>
-      <w:lvlJc w:val="left"/>
-      <w:pPr>
-        <w:ind w:left="6109" w:hanging="360"/>
-      </w:pPr>
-    </w:lvl>
-    <w:lvl w:ilvl="8" w:tplc="0419001B">
-      <w:start w:val="1"/>
-      <w:numFmt w:val="lowerRoman"/>
-      <w:lvlText w:val="%9."/>
-      <w:lvlJc w:val="right"/>
-      <w:pPr>
-        <w:ind w:left="6829" w:hanging="180"/>
-      </w:pPr>
-    </w:lvl>
-  </w:abstractNum>
-  <w:abstractNum w:abstractNumId="2" w15:restartNumberingAfterBreak="0">
-    <w:nsid w:val="6E393D39"/>
-    <w:multiLevelType w:val="multilevel"/>
-    <w:tmpl w:val="F650EF68"/>
-    <w:lvl w:ilvl="0">
-      <w:start w:val="1"/>
-      <w:numFmt w:val="decimal"/>
-      <w:lvlText w:val="%1."/>
-      <w:lvlJc w:val="left"/>
-      <w:pPr>
-        <w:ind w:left="720" w:hanging="360"/>
-      </w:pPr>
-    </w:lvl>
-    <w:lvl w:ilvl="1">
-      <w:start w:val="1"/>
-      <w:numFmt w:val="lowerLetter"/>
-      <w:lvlText w:val="%2."/>
-      <w:lvlJc w:val="left"/>
-      <w:pPr>
-        <w:ind w:left="1440" w:hanging="360"/>
-      </w:pPr>
-    </w:lvl>
-    <w:lvl w:ilvl="2">
-      <w:start w:val="1"/>
-      <w:numFmt w:val="lowerRoman"/>
-      <w:lvlText w:val="%3."/>
-      <w:lvlJc w:val="right"/>
-      <w:pPr>
-        <w:ind w:left="2160" w:hanging="180"/>
-      </w:pPr>
-    </w:lvl>
-    <w:lvl w:ilvl="3">
-      <w:start w:val="1"/>
-      <w:numFmt w:val="decimal"/>
-      <w:lvlText w:val="%4."/>
-      <w:lvlJc w:val="left"/>
-      <w:pPr>
-        <w:ind w:left="2880" w:hanging="360"/>
-      </w:pPr>
-    </w:lvl>
-    <w:lvl w:ilvl="4">
-      <w:start w:val="1"/>
-      <w:numFmt w:val="lowerLetter"/>
-      <w:lvlText w:val="%5."/>
-      <w:lvlJc w:val="left"/>
-      <w:pPr>
-        <w:ind w:left="3600" w:hanging="360"/>
-      </w:pPr>
-    </w:lvl>
-    <w:lvl w:ilvl="5">
-      <w:start w:val="1"/>
-      <w:numFmt w:val="lowerRoman"/>
-      <w:lvlText w:val="%6."/>
-      <w:lvlJc w:val="right"/>
-      <w:pPr>
-        <w:ind w:left="4320" w:hanging="180"/>
-      </w:pPr>
-    </w:lvl>
-    <w:lvl w:ilvl="6">
-      <w:start w:val="1"/>
-      <w:numFmt w:val="decimal"/>
-      <w:lvlText w:val="%7."/>
-      <w:lvlJc w:val="left"/>
-      <w:pPr>
-        <w:ind w:left="5040" w:hanging="360"/>
-      </w:pPr>
-    </w:lvl>
-    <w:lvl w:ilvl="7">
-      <w:start w:val="1"/>
-      <w:numFmt w:val="lowerLetter"/>
-      <w:lvlText w:val="%8."/>
-      <w:lvlJc w:val="left"/>
-      <w:pPr>
-        <w:ind w:left="5760" w:hanging="360"/>
-      </w:pPr>
-    </w:lvl>
-    <w:lvl w:ilvl="8">
-      <w:start w:val="1"/>
-      <w:numFmt w:val="lowerRoman"/>
-      <w:lvlText w:val="%9."/>
-      <w:lvlJc w:val="right"/>
-      <w:pPr>
-        <w:ind w:left="6480" w:hanging="180"/>
-      </w:pPr>
-    </w:lvl>
-  </w:abstractNum>
-  <w:abstractNum w:abstractNumId="3" w15:restartNumberingAfterBreak="0">
-    <w:nsid w:val="74621FAF"/>
-    <w:multiLevelType w:val="hybridMultilevel"/>
-    <w:tmpl w:val="86CE0BD8"/>
-    <w:lvl w:ilvl="0" w:tplc="A642C232">
+    <w:tmpl w:val="B7BC2686"/>
+    <w:lvl w:ilvl="0" w:tplc="04190001">
       <w:start w:val="1"/>
       <w:numFmt w:val="bullet"/>
-      <w:lvlText w:val=""/>
+      <w:lvlText w:val=""/>
       <w:lvlJc w:val="left"/>
       <w:pPr>
-        <w:ind w:left="720" w:hanging="360"/>
+        <w:ind w:left="1429" w:hanging="360"/>
       </w:pPr>
       <w:rPr>
         <w:rFonts w:ascii="Symbol" w:hAnsi="Symbol" w:hint="default"/>
@@ -8234,7 +9023,7 @@
       <w:lvlText w:val="o"/>
       <w:lvlJc w:val="left"/>
       <w:pPr>
-        <w:ind w:left="1440" w:hanging="360"/>
+        <w:ind w:left="2149" w:hanging="360"/>
       </w:pPr>
       <w:rPr>
         <w:rFonts w:ascii="Courier New" w:hAnsi="Courier New" w:cs="Courier New" w:hint="default"/>
@@ -8246,7 +9035,7 @@
       <w:lvlText w:val=""/>
       <w:lvlJc w:val="left"/>
       <w:pPr>
-        <w:ind w:left="2160" w:hanging="360"/>
+        <w:ind w:left="2869" w:hanging="360"/>
       </w:pPr>
       <w:rPr>
         <w:rFonts w:ascii="Wingdings" w:hAnsi="Wingdings" w:hint="default"/>
@@ -8258,7 +9047,7 @@
       <w:lvlText w:val=""/>
       <w:lvlJc w:val="left"/>
       <w:pPr>
-        <w:ind w:left="2880" w:hanging="360"/>
+        <w:ind w:left="3589" w:hanging="360"/>
       </w:pPr>
       <w:rPr>
         <w:rFonts w:ascii="Symbol" w:hAnsi="Symbol" w:hint="default"/>
@@ -8270,7 +9059,7 @@
       <w:lvlText w:val="o"/>
       <w:lvlJc w:val="left"/>
       <w:pPr>
-        <w:ind w:left="3600" w:hanging="360"/>
+        <w:ind w:left="4309" w:hanging="360"/>
       </w:pPr>
       <w:rPr>
         <w:rFonts w:ascii="Courier New" w:hAnsi="Courier New" w:cs="Courier New" w:hint="default"/>
@@ -8282,7 +9071,7 @@
       <w:lvlText w:val=""/>
       <w:lvlJc w:val="left"/>
       <w:pPr>
-        <w:ind w:left="4320" w:hanging="360"/>
+        <w:ind w:left="5029" w:hanging="360"/>
       </w:pPr>
       <w:rPr>
         <w:rFonts w:ascii="Wingdings" w:hAnsi="Wingdings" w:hint="default"/>
@@ -8294,7 +9083,7 @@
       <w:lvlText w:val=""/>
       <w:lvlJc w:val="left"/>
       <w:pPr>
-        <w:ind w:left="5040" w:hanging="360"/>
+        <w:ind w:left="5749" w:hanging="360"/>
       </w:pPr>
       <w:rPr>
         <w:rFonts w:ascii="Symbol" w:hAnsi="Symbol" w:hint="default"/>
@@ -8306,7 +9095,7 @@
       <w:lvlText w:val="o"/>
       <w:lvlJc w:val="left"/>
       <w:pPr>
-        <w:ind w:left="5760" w:hanging="360"/>
+        <w:ind w:left="6469" w:hanging="360"/>
       </w:pPr>
       <w:rPr>
         <w:rFonts w:ascii="Courier New" w:hAnsi="Courier New" w:cs="Courier New" w:hint="default"/>
@@ -8318,6 +9107,639 @@
       <w:lvlText w:val=""/>
       <w:lvlJc w:val="left"/>
       <w:pPr>
+        <w:ind w:left="7189" w:hanging="360"/>
+      </w:pPr>
+      <w:rPr>
+        <w:rFonts w:ascii="Wingdings" w:hAnsi="Wingdings" w:hint="default"/>
+      </w:rPr>
+    </w:lvl>
+  </w:abstractNum>
+  <w:abstractNum w:abstractNumId="2" w15:restartNumberingAfterBreak="0">
+    <w:nsid w:val="38A962C4"/>
+    <w:multiLevelType w:val="multilevel"/>
+    <w:tmpl w:val="8FB20B82"/>
+    <w:lvl w:ilvl="0">
+      <w:start w:val="1"/>
+      <w:numFmt w:val="decimal"/>
+      <w:lvlText w:val="%1."/>
+      <w:lvlJc w:val="left"/>
+      <w:pPr>
+        <w:ind w:left="500" w:hanging="360"/>
+      </w:pPr>
+    </w:lvl>
+    <w:lvl w:ilvl="1">
+      <w:start w:val="2"/>
+      <w:numFmt w:val="decimal"/>
+      <w:lvlText w:val="%1.%2."/>
+      <w:lvlJc w:val="left"/>
+      <w:pPr>
+        <w:ind w:left="1069" w:hanging="360"/>
+      </w:pPr>
+    </w:lvl>
+    <w:lvl w:ilvl="2">
+      <w:start w:val="1"/>
+      <w:numFmt w:val="decimal"/>
+      <w:lvlText w:val="%1.%2.%3."/>
+      <w:lvlJc w:val="left"/>
+      <w:pPr>
+        <w:ind w:left="1998" w:hanging="720"/>
+      </w:pPr>
+    </w:lvl>
+    <w:lvl w:ilvl="3">
+      <w:start w:val="1"/>
+      <w:numFmt w:val="decimal"/>
+      <w:lvlText w:val="%1.%2.%3.%4."/>
+      <w:lvlJc w:val="left"/>
+      <w:pPr>
+        <w:ind w:left="2567" w:hanging="720"/>
+      </w:pPr>
+    </w:lvl>
+    <w:lvl w:ilvl="4">
+      <w:start w:val="1"/>
+      <w:numFmt w:val="decimal"/>
+      <w:lvlText w:val="%1.%2.%3.%4.%5."/>
+      <w:lvlJc w:val="left"/>
+      <w:pPr>
+        <w:ind w:left="3496" w:hanging="1080"/>
+      </w:pPr>
+    </w:lvl>
+    <w:lvl w:ilvl="5">
+      <w:start w:val="1"/>
+      <w:numFmt w:val="decimal"/>
+      <w:lvlText w:val="%1.%2.%3.%4.%5.%6."/>
+      <w:lvlJc w:val="left"/>
+      <w:pPr>
+        <w:ind w:left="4065" w:hanging="1080"/>
+      </w:pPr>
+    </w:lvl>
+    <w:lvl w:ilvl="6">
+      <w:start w:val="1"/>
+      <w:numFmt w:val="decimal"/>
+      <w:lvlText w:val="%1.%2.%3.%4.%5.%6.%7."/>
+      <w:lvlJc w:val="left"/>
+      <w:pPr>
+        <w:ind w:left="4994" w:hanging="1440"/>
+      </w:pPr>
+    </w:lvl>
+    <w:lvl w:ilvl="7">
+      <w:start w:val="1"/>
+      <w:numFmt w:val="decimal"/>
+      <w:lvlText w:val="%1.%2.%3.%4.%5.%6.%7.%8."/>
+      <w:lvlJc w:val="left"/>
+      <w:pPr>
+        <w:ind w:left="5563" w:hanging="1440"/>
+      </w:pPr>
+    </w:lvl>
+    <w:lvl w:ilvl="8">
+      <w:start w:val="1"/>
+      <w:numFmt w:val="decimal"/>
+      <w:lvlText w:val="%1.%2.%3.%4.%5.%6.%7.%8.%9."/>
+      <w:lvlJc w:val="left"/>
+      <w:pPr>
+        <w:ind w:left="6492" w:hanging="1800"/>
+      </w:pPr>
+    </w:lvl>
+  </w:abstractNum>
+  <w:abstractNum w:abstractNumId="3" w15:restartNumberingAfterBreak="0">
+    <w:nsid w:val="54BA1CC6"/>
+    <w:multiLevelType w:val="multilevel"/>
+    <w:tmpl w:val="F65A9FD0"/>
+    <w:lvl w:ilvl="0">
+      <w:start w:val="1"/>
+      <w:numFmt w:val="bullet"/>
+      <w:lvlText w:val=""/>
+      <w:lvlJc w:val="left"/>
+      <w:pPr>
+        <w:tabs>
+          <w:tab w:val="num" w:pos="720"/>
+        </w:tabs>
+        <w:ind w:left="720" w:hanging="360"/>
+      </w:pPr>
+      <w:rPr>
+        <w:rFonts w:ascii="Symbol" w:hAnsi="Symbol" w:hint="default"/>
+        <w:sz w:val="20"/>
+      </w:rPr>
+    </w:lvl>
+    <w:lvl w:ilvl="1" w:tentative="1">
+      <w:start w:val="1"/>
+      <w:numFmt w:val="bullet"/>
+      <w:lvlText w:val=""/>
+      <w:lvlJc w:val="left"/>
+      <w:pPr>
+        <w:tabs>
+          <w:tab w:val="num" w:pos="1440"/>
+        </w:tabs>
+        <w:ind w:left="1440" w:hanging="360"/>
+      </w:pPr>
+      <w:rPr>
+        <w:rFonts w:ascii="Symbol" w:hAnsi="Symbol" w:hint="default"/>
+        <w:sz w:val="20"/>
+      </w:rPr>
+    </w:lvl>
+    <w:lvl w:ilvl="2" w:tentative="1">
+      <w:start w:val="1"/>
+      <w:numFmt w:val="bullet"/>
+      <w:lvlText w:val=""/>
+      <w:lvlJc w:val="left"/>
+      <w:pPr>
+        <w:tabs>
+          <w:tab w:val="num" w:pos="2160"/>
+        </w:tabs>
+        <w:ind w:left="2160" w:hanging="360"/>
+      </w:pPr>
+      <w:rPr>
+        <w:rFonts w:ascii="Symbol" w:hAnsi="Symbol" w:hint="default"/>
+        <w:sz w:val="20"/>
+      </w:rPr>
+    </w:lvl>
+    <w:lvl w:ilvl="3" w:tentative="1">
+      <w:start w:val="1"/>
+      <w:numFmt w:val="bullet"/>
+      <w:lvlText w:val=""/>
+      <w:lvlJc w:val="left"/>
+      <w:pPr>
+        <w:tabs>
+          <w:tab w:val="num" w:pos="2880"/>
+        </w:tabs>
+        <w:ind w:left="2880" w:hanging="360"/>
+      </w:pPr>
+      <w:rPr>
+        <w:rFonts w:ascii="Symbol" w:hAnsi="Symbol" w:hint="default"/>
+        <w:sz w:val="20"/>
+      </w:rPr>
+    </w:lvl>
+    <w:lvl w:ilvl="4" w:tentative="1">
+      <w:start w:val="1"/>
+      <w:numFmt w:val="bullet"/>
+      <w:lvlText w:val=""/>
+      <w:lvlJc w:val="left"/>
+      <w:pPr>
+        <w:tabs>
+          <w:tab w:val="num" w:pos="3600"/>
+        </w:tabs>
+        <w:ind w:left="3600" w:hanging="360"/>
+      </w:pPr>
+      <w:rPr>
+        <w:rFonts w:ascii="Symbol" w:hAnsi="Symbol" w:hint="default"/>
+        <w:sz w:val="20"/>
+      </w:rPr>
+    </w:lvl>
+    <w:lvl w:ilvl="5" w:tentative="1">
+      <w:start w:val="1"/>
+      <w:numFmt w:val="bullet"/>
+      <w:lvlText w:val=""/>
+      <w:lvlJc w:val="left"/>
+      <w:pPr>
+        <w:tabs>
+          <w:tab w:val="num" w:pos="4320"/>
+        </w:tabs>
+        <w:ind w:left="4320" w:hanging="360"/>
+      </w:pPr>
+      <w:rPr>
+        <w:rFonts w:ascii="Symbol" w:hAnsi="Symbol" w:hint="default"/>
+        <w:sz w:val="20"/>
+      </w:rPr>
+    </w:lvl>
+    <w:lvl w:ilvl="6" w:tentative="1">
+      <w:start w:val="1"/>
+      <w:numFmt w:val="bullet"/>
+      <w:lvlText w:val=""/>
+      <w:lvlJc w:val="left"/>
+      <w:pPr>
+        <w:tabs>
+          <w:tab w:val="num" w:pos="5040"/>
+        </w:tabs>
+        <w:ind w:left="5040" w:hanging="360"/>
+      </w:pPr>
+      <w:rPr>
+        <w:rFonts w:ascii="Symbol" w:hAnsi="Symbol" w:hint="default"/>
+        <w:sz w:val="20"/>
+      </w:rPr>
+    </w:lvl>
+    <w:lvl w:ilvl="7" w:tentative="1">
+      <w:start w:val="1"/>
+      <w:numFmt w:val="bullet"/>
+      <w:lvlText w:val=""/>
+      <w:lvlJc w:val="left"/>
+      <w:pPr>
+        <w:tabs>
+          <w:tab w:val="num" w:pos="5760"/>
+        </w:tabs>
+        <w:ind w:left="5760" w:hanging="360"/>
+      </w:pPr>
+      <w:rPr>
+        <w:rFonts w:ascii="Symbol" w:hAnsi="Symbol" w:hint="default"/>
+        <w:sz w:val="20"/>
+      </w:rPr>
+    </w:lvl>
+    <w:lvl w:ilvl="8" w:tentative="1">
+      <w:start w:val="1"/>
+      <w:numFmt w:val="bullet"/>
+      <w:lvlText w:val=""/>
+      <w:lvlJc w:val="left"/>
+      <w:pPr>
+        <w:tabs>
+          <w:tab w:val="num" w:pos="6480"/>
+        </w:tabs>
+        <w:ind w:left="6480" w:hanging="360"/>
+      </w:pPr>
+      <w:rPr>
+        <w:rFonts w:ascii="Symbol" w:hAnsi="Symbol" w:hint="default"/>
+        <w:sz w:val="20"/>
+      </w:rPr>
+    </w:lvl>
+  </w:abstractNum>
+  <w:abstractNum w:abstractNumId="4" w15:restartNumberingAfterBreak="0">
+    <w:nsid w:val="56553807"/>
+    <w:multiLevelType w:val="hybridMultilevel"/>
+    <w:tmpl w:val="19F08724"/>
+    <w:lvl w:ilvl="0" w:tplc="A642C232">
+      <w:start w:val="1"/>
+      <w:numFmt w:val="bullet"/>
+      <w:lvlText w:val=""/>
+      <w:lvlJc w:val="left"/>
+      <w:pPr>
+        <w:ind w:left="1429" w:hanging="360"/>
+      </w:pPr>
+      <w:rPr>
+        <w:rFonts w:ascii="Symbol" w:hAnsi="Symbol" w:hint="default"/>
+      </w:rPr>
+    </w:lvl>
+    <w:lvl w:ilvl="1" w:tplc="FFFFFFFF" w:tentative="1">
+      <w:start w:val="1"/>
+      <w:numFmt w:val="bullet"/>
+      <w:lvlText w:val="o"/>
+      <w:lvlJc w:val="left"/>
+      <w:pPr>
+        <w:ind w:left="2149" w:hanging="360"/>
+      </w:pPr>
+      <w:rPr>
+        <w:rFonts w:ascii="Courier New" w:hAnsi="Courier New" w:cs="Courier New" w:hint="default"/>
+      </w:rPr>
+    </w:lvl>
+    <w:lvl w:ilvl="2" w:tplc="FFFFFFFF" w:tentative="1">
+      <w:start w:val="1"/>
+      <w:numFmt w:val="bullet"/>
+      <w:lvlText w:val=""/>
+      <w:lvlJc w:val="left"/>
+      <w:pPr>
+        <w:ind w:left="2869" w:hanging="360"/>
+      </w:pPr>
+      <w:rPr>
+        <w:rFonts w:ascii="Wingdings" w:hAnsi="Wingdings" w:hint="default"/>
+      </w:rPr>
+    </w:lvl>
+    <w:lvl w:ilvl="3" w:tplc="FFFFFFFF" w:tentative="1">
+      <w:start w:val="1"/>
+      <w:numFmt w:val="bullet"/>
+      <w:lvlText w:val=""/>
+      <w:lvlJc w:val="left"/>
+      <w:pPr>
+        <w:ind w:left="3589" w:hanging="360"/>
+      </w:pPr>
+      <w:rPr>
+        <w:rFonts w:ascii="Symbol" w:hAnsi="Symbol" w:hint="default"/>
+      </w:rPr>
+    </w:lvl>
+    <w:lvl w:ilvl="4" w:tplc="FFFFFFFF" w:tentative="1">
+      <w:start w:val="1"/>
+      <w:numFmt w:val="bullet"/>
+      <w:lvlText w:val="o"/>
+      <w:lvlJc w:val="left"/>
+      <w:pPr>
+        <w:ind w:left="4309" w:hanging="360"/>
+      </w:pPr>
+      <w:rPr>
+        <w:rFonts w:ascii="Courier New" w:hAnsi="Courier New" w:cs="Courier New" w:hint="default"/>
+      </w:rPr>
+    </w:lvl>
+    <w:lvl w:ilvl="5" w:tplc="FFFFFFFF" w:tentative="1">
+      <w:start w:val="1"/>
+      <w:numFmt w:val="bullet"/>
+      <w:lvlText w:val=""/>
+      <w:lvlJc w:val="left"/>
+      <w:pPr>
+        <w:ind w:left="5029" w:hanging="360"/>
+      </w:pPr>
+      <w:rPr>
+        <w:rFonts w:ascii="Wingdings" w:hAnsi="Wingdings" w:hint="default"/>
+      </w:rPr>
+    </w:lvl>
+    <w:lvl w:ilvl="6" w:tplc="FFFFFFFF" w:tentative="1">
+      <w:start w:val="1"/>
+      <w:numFmt w:val="bullet"/>
+      <w:lvlText w:val=""/>
+      <w:lvlJc w:val="left"/>
+      <w:pPr>
+        <w:ind w:left="5749" w:hanging="360"/>
+      </w:pPr>
+      <w:rPr>
+        <w:rFonts w:ascii="Symbol" w:hAnsi="Symbol" w:hint="default"/>
+      </w:rPr>
+    </w:lvl>
+    <w:lvl w:ilvl="7" w:tplc="FFFFFFFF" w:tentative="1">
+      <w:start w:val="1"/>
+      <w:numFmt w:val="bullet"/>
+      <w:lvlText w:val="o"/>
+      <w:lvlJc w:val="left"/>
+      <w:pPr>
+        <w:ind w:left="6469" w:hanging="360"/>
+      </w:pPr>
+      <w:rPr>
+        <w:rFonts w:ascii="Courier New" w:hAnsi="Courier New" w:cs="Courier New" w:hint="default"/>
+      </w:rPr>
+    </w:lvl>
+    <w:lvl w:ilvl="8" w:tplc="FFFFFFFF" w:tentative="1">
+      <w:start w:val="1"/>
+      <w:numFmt w:val="bullet"/>
+      <w:lvlText w:val=""/>
+      <w:lvlJc w:val="left"/>
+      <w:pPr>
+        <w:ind w:left="7189" w:hanging="360"/>
+      </w:pPr>
+      <w:rPr>
+        <w:rFonts w:ascii="Wingdings" w:hAnsi="Wingdings" w:hint="default"/>
+      </w:rPr>
+    </w:lvl>
+  </w:abstractNum>
+  <w:abstractNum w:abstractNumId="5" w15:restartNumberingAfterBreak="0">
+    <w:nsid w:val="6CFB3738"/>
+    <w:multiLevelType w:val="hybridMultilevel"/>
+    <w:tmpl w:val="D884DCC8"/>
+    <w:lvl w:ilvl="0" w:tplc="BEC6606E">
+      <w:start w:val="1"/>
+      <w:numFmt w:val="decimal"/>
+      <w:lvlText w:val="%1)"/>
+      <w:lvlJc w:val="left"/>
+      <w:pPr>
+        <w:ind w:left="1069" w:hanging="360"/>
+      </w:pPr>
+    </w:lvl>
+    <w:lvl w:ilvl="1" w:tplc="04190019">
+      <w:start w:val="1"/>
+      <w:numFmt w:val="lowerLetter"/>
+      <w:lvlText w:val="%2."/>
+      <w:lvlJc w:val="left"/>
+      <w:pPr>
+        <w:ind w:left="1789" w:hanging="360"/>
+      </w:pPr>
+    </w:lvl>
+    <w:lvl w:ilvl="2" w:tplc="0419001B">
+      <w:start w:val="1"/>
+      <w:numFmt w:val="lowerRoman"/>
+      <w:lvlText w:val="%3."/>
+      <w:lvlJc w:val="right"/>
+      <w:pPr>
+        <w:ind w:left="2509" w:hanging="180"/>
+      </w:pPr>
+    </w:lvl>
+    <w:lvl w:ilvl="3" w:tplc="0419000F">
+      <w:start w:val="1"/>
+      <w:numFmt w:val="decimal"/>
+      <w:lvlText w:val="%4."/>
+      <w:lvlJc w:val="left"/>
+      <w:pPr>
+        <w:ind w:left="3229" w:hanging="360"/>
+      </w:pPr>
+    </w:lvl>
+    <w:lvl w:ilvl="4" w:tplc="04190019">
+      <w:start w:val="1"/>
+      <w:numFmt w:val="lowerLetter"/>
+      <w:lvlText w:val="%5."/>
+      <w:lvlJc w:val="left"/>
+      <w:pPr>
+        <w:ind w:left="3949" w:hanging="360"/>
+      </w:pPr>
+    </w:lvl>
+    <w:lvl w:ilvl="5" w:tplc="0419001B">
+      <w:start w:val="1"/>
+      <w:numFmt w:val="lowerRoman"/>
+      <w:lvlText w:val="%6."/>
+      <w:lvlJc w:val="right"/>
+      <w:pPr>
+        <w:ind w:left="4669" w:hanging="180"/>
+      </w:pPr>
+    </w:lvl>
+    <w:lvl w:ilvl="6" w:tplc="0419000F">
+      <w:start w:val="1"/>
+      <w:numFmt w:val="decimal"/>
+      <w:lvlText w:val="%7."/>
+      <w:lvlJc w:val="left"/>
+      <w:pPr>
+        <w:ind w:left="5389" w:hanging="360"/>
+      </w:pPr>
+    </w:lvl>
+    <w:lvl w:ilvl="7" w:tplc="04190019">
+      <w:start w:val="1"/>
+      <w:numFmt w:val="lowerLetter"/>
+      <w:lvlText w:val="%8."/>
+      <w:lvlJc w:val="left"/>
+      <w:pPr>
+        <w:ind w:left="6109" w:hanging="360"/>
+      </w:pPr>
+    </w:lvl>
+    <w:lvl w:ilvl="8" w:tplc="0419001B">
+      <w:start w:val="1"/>
+      <w:numFmt w:val="lowerRoman"/>
+      <w:lvlText w:val="%9."/>
+      <w:lvlJc w:val="right"/>
+      <w:pPr>
+        <w:ind w:left="6829" w:hanging="180"/>
+      </w:pPr>
+    </w:lvl>
+  </w:abstractNum>
+  <w:abstractNum w:abstractNumId="6" w15:restartNumberingAfterBreak="0">
+    <w:nsid w:val="6E393D39"/>
+    <w:multiLevelType w:val="multilevel"/>
+    <w:tmpl w:val="F650EF68"/>
+    <w:lvl w:ilvl="0">
+      <w:start w:val="1"/>
+      <w:numFmt w:val="decimal"/>
+      <w:lvlText w:val="%1."/>
+      <w:lvlJc w:val="left"/>
+      <w:pPr>
+        <w:ind w:left="720" w:hanging="360"/>
+      </w:pPr>
+    </w:lvl>
+    <w:lvl w:ilvl="1">
+      <w:start w:val="1"/>
+      <w:numFmt w:val="lowerLetter"/>
+      <w:lvlText w:val="%2."/>
+      <w:lvlJc w:val="left"/>
+      <w:pPr>
+        <w:ind w:left="1440" w:hanging="360"/>
+      </w:pPr>
+    </w:lvl>
+    <w:lvl w:ilvl="2">
+      <w:start w:val="1"/>
+      <w:numFmt w:val="lowerRoman"/>
+      <w:lvlText w:val="%3."/>
+      <w:lvlJc w:val="right"/>
+      <w:pPr>
+        <w:ind w:left="2160" w:hanging="180"/>
+      </w:pPr>
+    </w:lvl>
+    <w:lvl w:ilvl="3">
+      <w:start w:val="1"/>
+      <w:numFmt w:val="decimal"/>
+      <w:lvlText w:val="%4."/>
+      <w:lvlJc w:val="left"/>
+      <w:pPr>
+        <w:ind w:left="2880" w:hanging="360"/>
+      </w:pPr>
+    </w:lvl>
+    <w:lvl w:ilvl="4">
+      <w:start w:val="1"/>
+      <w:numFmt w:val="lowerLetter"/>
+      <w:lvlText w:val="%5."/>
+      <w:lvlJc w:val="left"/>
+      <w:pPr>
+        <w:ind w:left="3600" w:hanging="360"/>
+      </w:pPr>
+    </w:lvl>
+    <w:lvl w:ilvl="5">
+      <w:start w:val="1"/>
+      <w:numFmt w:val="lowerRoman"/>
+      <w:lvlText w:val="%6."/>
+      <w:lvlJc w:val="right"/>
+      <w:pPr>
+        <w:ind w:left="4320" w:hanging="180"/>
+      </w:pPr>
+    </w:lvl>
+    <w:lvl w:ilvl="6">
+      <w:start w:val="1"/>
+      <w:numFmt w:val="decimal"/>
+      <w:lvlText w:val="%7."/>
+      <w:lvlJc w:val="left"/>
+      <w:pPr>
+        <w:ind w:left="5040" w:hanging="360"/>
+      </w:pPr>
+    </w:lvl>
+    <w:lvl w:ilvl="7">
+      <w:start w:val="1"/>
+      <w:numFmt w:val="lowerLetter"/>
+      <w:lvlText w:val="%8."/>
+      <w:lvlJc w:val="left"/>
+      <w:pPr>
+        <w:ind w:left="5760" w:hanging="360"/>
+      </w:pPr>
+    </w:lvl>
+    <w:lvl w:ilvl="8">
+      <w:start w:val="1"/>
+      <w:numFmt w:val="lowerRoman"/>
+      <w:lvlText w:val="%9."/>
+      <w:lvlJc w:val="right"/>
+      <w:pPr>
+        <w:ind w:left="6480" w:hanging="180"/>
+      </w:pPr>
+    </w:lvl>
+  </w:abstractNum>
+  <w:abstractNum w:abstractNumId="7" w15:restartNumberingAfterBreak="0">
+    <w:nsid w:val="74621FAF"/>
+    <w:multiLevelType w:val="hybridMultilevel"/>
+    <w:tmpl w:val="86CE0BD8"/>
+    <w:lvl w:ilvl="0" w:tplc="A642C232">
+      <w:start w:val="1"/>
+      <w:numFmt w:val="bullet"/>
+      <w:lvlText w:val=""/>
+      <w:lvlJc w:val="left"/>
+      <w:pPr>
+        <w:ind w:left="720" w:hanging="360"/>
+      </w:pPr>
+      <w:rPr>
+        <w:rFonts w:ascii="Symbol" w:hAnsi="Symbol" w:hint="default"/>
+      </w:rPr>
+    </w:lvl>
+    <w:lvl w:ilvl="1" w:tplc="04190003" w:tentative="1">
+      <w:start w:val="1"/>
+      <w:numFmt w:val="bullet"/>
+      <w:lvlText w:val="o"/>
+      <w:lvlJc w:val="left"/>
+      <w:pPr>
+        <w:ind w:left="1440" w:hanging="360"/>
+      </w:pPr>
+      <w:rPr>
+        <w:rFonts w:ascii="Courier New" w:hAnsi="Courier New" w:cs="Courier New" w:hint="default"/>
+      </w:rPr>
+    </w:lvl>
+    <w:lvl w:ilvl="2" w:tplc="04190005" w:tentative="1">
+      <w:start w:val="1"/>
+      <w:numFmt w:val="bullet"/>
+      <w:lvlText w:val=""/>
+      <w:lvlJc w:val="left"/>
+      <w:pPr>
+        <w:ind w:left="2160" w:hanging="360"/>
+      </w:pPr>
+      <w:rPr>
+        <w:rFonts w:ascii="Wingdings" w:hAnsi="Wingdings" w:hint="default"/>
+      </w:rPr>
+    </w:lvl>
+    <w:lvl w:ilvl="3" w:tplc="04190001" w:tentative="1">
+      <w:start w:val="1"/>
+      <w:numFmt w:val="bullet"/>
+      <w:lvlText w:val=""/>
+      <w:lvlJc w:val="left"/>
+      <w:pPr>
+        <w:ind w:left="2880" w:hanging="360"/>
+      </w:pPr>
+      <w:rPr>
+        <w:rFonts w:ascii="Symbol" w:hAnsi="Symbol" w:hint="default"/>
+      </w:rPr>
+    </w:lvl>
+    <w:lvl w:ilvl="4" w:tplc="04190003" w:tentative="1">
+      <w:start w:val="1"/>
+      <w:numFmt w:val="bullet"/>
+      <w:lvlText w:val="o"/>
+      <w:lvlJc w:val="left"/>
+      <w:pPr>
+        <w:ind w:left="3600" w:hanging="360"/>
+      </w:pPr>
+      <w:rPr>
+        <w:rFonts w:ascii="Courier New" w:hAnsi="Courier New" w:cs="Courier New" w:hint="default"/>
+      </w:rPr>
+    </w:lvl>
+    <w:lvl w:ilvl="5" w:tplc="04190005" w:tentative="1">
+      <w:start w:val="1"/>
+      <w:numFmt w:val="bullet"/>
+      <w:lvlText w:val=""/>
+      <w:lvlJc w:val="left"/>
+      <w:pPr>
+        <w:ind w:left="4320" w:hanging="360"/>
+      </w:pPr>
+      <w:rPr>
+        <w:rFonts w:ascii="Wingdings" w:hAnsi="Wingdings" w:hint="default"/>
+      </w:rPr>
+    </w:lvl>
+    <w:lvl w:ilvl="6" w:tplc="04190001" w:tentative="1">
+      <w:start w:val="1"/>
+      <w:numFmt w:val="bullet"/>
+      <w:lvlText w:val=""/>
+      <w:lvlJc w:val="left"/>
+      <w:pPr>
+        <w:ind w:left="5040" w:hanging="360"/>
+      </w:pPr>
+      <w:rPr>
+        <w:rFonts w:ascii="Symbol" w:hAnsi="Symbol" w:hint="default"/>
+      </w:rPr>
+    </w:lvl>
+    <w:lvl w:ilvl="7" w:tplc="04190003" w:tentative="1">
+      <w:start w:val="1"/>
+      <w:numFmt w:val="bullet"/>
+      <w:lvlText w:val="o"/>
+      <w:lvlJc w:val="left"/>
+      <w:pPr>
+        <w:ind w:left="5760" w:hanging="360"/>
+      </w:pPr>
+      <w:rPr>
+        <w:rFonts w:ascii="Courier New" w:hAnsi="Courier New" w:cs="Courier New" w:hint="default"/>
+      </w:rPr>
+    </w:lvl>
+    <w:lvl w:ilvl="8" w:tplc="04190005" w:tentative="1">
+      <w:start w:val="1"/>
+      <w:numFmt w:val="bullet"/>
+      <w:lvlText w:val=""/>
+      <w:lvlJc w:val="left"/>
+      <w:pPr>
         <w:ind w:left="6480" w:hanging="360"/>
       </w:pPr>
       <w:rPr>
@@ -8326,7 +9748,7 @@
     </w:lvl>
   </w:abstractNum>
   <w:num w:numId="1" w16cid:durableId="1397631263">
-    <w:abstractNumId w:val="1"/>
+    <w:abstractNumId w:val="5"/>
     <w:lvlOverride w:ilvl="0">
       <w:startOverride w:val="1"/>
     </w:lvlOverride>
@@ -8356,10 +9778,10 @@
     </w:lvlOverride>
   </w:num>
   <w:num w:numId="2" w16cid:durableId="550310226">
-    <w:abstractNumId w:val="0"/>
+    <w:abstractNumId w:val="2"/>
   </w:num>
   <w:num w:numId="3" w16cid:durableId="1954509998">
-    <w:abstractNumId w:val="2"/>
+    <w:abstractNumId w:val="6"/>
     <w:lvlOverride w:ilvl="0">
       <w:startOverride w:val="1"/>
     </w:lvlOverride>
@@ -8389,9 +9811,21 @@
     </w:lvlOverride>
   </w:num>
   <w:num w:numId="4" w16cid:durableId="2134907093">
+    <w:abstractNumId w:val="5"/>
+  </w:num>
+  <w:num w:numId="5" w16cid:durableId="1376811535">
+    <w:abstractNumId w:val="7"/>
+  </w:num>
+  <w:num w:numId="6" w16cid:durableId="854853118">
     <w:abstractNumId w:val="1"/>
   </w:num>
-  <w:num w:numId="5" w16cid:durableId="1376811535">
+  <w:num w:numId="7" w16cid:durableId="324363707">
+    <w:abstractNumId w:val="4"/>
+  </w:num>
+  <w:num w:numId="8" w16cid:durableId="1296450051">
+    <w:abstractNumId w:val="0"/>
+  </w:num>
+  <w:num w:numId="9" w16cid:durableId="405348970">
     <w:abstractNumId w:val="3"/>
   </w:num>
 </w:numbering>
@@ -9051,6 +10485,61 @@
       <w:shd w:val="clear" w:color="auto" w:fill="E1DFDD"/>
     </w:rPr>
   </w:style>
+  <w:style w:type="character" w:styleId="ad">
+    <w:name w:val="FollowedHyperlink"/>
+    <w:basedOn w:val="a0"/>
+    <w:uiPriority w:val="99"/>
+    <w:semiHidden/>
+    <w:unhideWhenUsed/>
+    <w:rsid w:val="00505217"/>
+    <w:rPr>
+      <w:color w:val="954F72" w:themeColor="followedHyperlink"/>
+      <w:u w:val="single"/>
+    </w:rPr>
+  </w:style>
+  <w:style w:type="paragraph" w:styleId="ae">
+    <w:name w:val="endnote text"/>
+    <w:basedOn w:val="a"/>
+    <w:link w:val="af"/>
+    <w:uiPriority w:val="99"/>
+    <w:semiHidden/>
+    <w:unhideWhenUsed/>
+    <w:rsid w:val="009D5779"/>
+    <w:pPr>
+      <w:spacing w:after="0" w:line="240" w:lineRule="auto"/>
+    </w:pPr>
+    <w:rPr>
+      <w:sz w:val="20"/>
+      <w:szCs w:val="20"/>
+    </w:rPr>
+  </w:style>
+  <w:style w:type="character" w:customStyle="1" w:styleId="af">
+    <w:name w:val="Текст концевой сноски Знак"/>
+    <w:basedOn w:val="a0"/>
+    <w:link w:val="ae"/>
+    <w:uiPriority w:val="99"/>
+    <w:semiHidden/>
+    <w:rsid w:val="009D5779"/>
+    <w:rPr>
+      <w:rFonts w:eastAsiaTheme="minorEastAsia"/>
+      <w:kern w:val="0"/>
+      <w:sz w:val="20"/>
+      <w:szCs w:val="20"/>
+      <w:lang w:eastAsia="ru-RU"/>
+      <w14:ligatures w14:val="none"/>
+    </w:rPr>
+  </w:style>
+  <w:style w:type="character" w:styleId="af0">
+    <w:name w:val="endnote reference"/>
+    <w:basedOn w:val="a0"/>
+    <w:uiPriority w:val="99"/>
+    <w:semiHidden/>
+    <w:unhideWhenUsed/>
+    <w:rsid w:val="009D5779"/>
+    <w:rPr>
+      <w:vertAlign w:val="superscript"/>
+    </w:rPr>
+  </w:style>
 </w:styles>
 </file>
 

--- a/Черновик.docx
+++ b/Черновик.docx
@@ -6593,7 +6593,21 @@
           <w:rFonts w:cs="Times New Roman"/>
           <w:szCs w:val="28"/>
         </w:rPr>
-        <w:t>В результате выполнения данной работы были выполнены следящие задачи</w:t>
+        <w:t xml:space="preserve">В результате выполнения данной работы были выполнены </w:t>
+      </w:r>
+      <w:r>
+        <w:rPr>
+          <w:rFonts w:cs="Times New Roman"/>
+          <w:szCs w:val="28"/>
+        </w:rPr>
+        <w:t>следующие</w:t>
+      </w:r>
+      <w:r>
+        <w:rPr>
+          <w:rFonts w:cs="Times New Roman"/>
+          <w:szCs w:val="28"/>
+        </w:rPr>
+        <w:t xml:space="preserve"> задачи</w:t>
       </w:r>
       <w:r>
         <w:rPr>
@@ -7104,10 +7118,7 @@
         <w:ind w:firstLine="709"/>
       </w:pPr>
       <w:r>
-        <w:t>Существуют системы контроля задач, предоставляющие функционал рассылки уведомлений.</w:t>
-      </w:r>
-      <w:r>
-        <w:t xml:space="preserve"> Но для некоторых компаний функционал таких систем может оказаться избыточным. А если для массовых уведомлений сотрудников использовать мессенджеры или рассылку сообщений по электронной почте, то это исключает возможность контроля осведомлённости сотрудников. </w:t>
+        <w:t xml:space="preserve">Существуют системы контроля задач, предоставляющие функционал рассылки уведомлений. Но для некоторых компаний функционал таких систем может оказаться избыточным. А если для массовых уведомлений сотрудников использовать мессенджеры или рассылку сообщений по электронной почте, то это исключает возможность контроля осведомлённости сотрудников. </w:t>
       </w:r>
     </w:p>
     <w:p>
@@ -7314,6 +7325,8 @@
       <w:r>
         <w:rPr>
           <w:rFonts w:eastAsia="Times New Roman" w:cs="Times New Roman"/>
+          <w:b/>
+          <w:bCs/>
           <w:szCs w:val="28"/>
           <w:lang w:eastAsia="en-US"/>
         </w:rPr>
@@ -7720,28 +7733,16 @@
         <w:rPr>
           <w:lang w:val="en-US"/>
         </w:rPr>
-        <w:t>MyChat</w:t>
+        <w:t xml:space="preserve">MyChat </w:t>
+      </w:r>
+      <w:r>
+        <w:t>от</w:t>
       </w:r>
       <w:r>
         <w:rPr>
           <w:lang w:val="en-US"/>
         </w:rPr>
-        <w:t xml:space="preserve"> </w:t>
-      </w:r>
-      <w:r>
-        <w:t>от</w:t>
-      </w:r>
-      <w:r>
-        <w:rPr>
-          <w:lang w:val="en-US"/>
-        </w:rPr>
-        <w:t xml:space="preserve"> </w:t>
-      </w:r>
-      <w:r>
-        <w:rPr>
-          <w:lang w:val="en-US"/>
-        </w:rPr>
-        <w:t>NetworkSoftwareSolutions</w:t>
+        <w:t xml:space="preserve"> NetworkSoftwareSolutions</w:t>
       </w:r>
     </w:p>
     <w:p>
@@ -7759,52 +7760,19 @@
         <w:t>Projecto</w:t>
       </w:r>
       <w:r>
-        <w:t>. Данный продукт предоставляет множество возможностей по контролю задач, отслеживанию событий</w:t>
-      </w:r>
-      <w:r>
-        <w:t>, работе с документами и так далее. Полный список возможностей представлен на изображении 1.</w:t>
-      </w:r>
-    </w:p>
-    <w:p>
-      <w:pPr>
-        <w:spacing w:line="360" w:lineRule="auto"/>
-      </w:pPr>
-      <w:r>
-        <w:drawing>
-          <wp:inline distT="0" distB="0" distL="0" distR="0" wp14:anchorId="60D17AF5" wp14:editId="3D8E32BE">
-            <wp:extent cx="5940425" cy="803910"/>
-            <wp:effectExtent l="0" t="0" r="3175" b="0"/>
-            <wp:docPr id="1620780244" name="Рисунок 1"/>
-            <wp:cNvGraphicFramePr>
-              <a:graphicFrameLocks xmlns:a="http://schemas.openxmlformats.org/drawingml/2006/main" noChangeAspect="1"/>
-            </wp:cNvGraphicFramePr>
-            <a:graphic xmlns:a="http://schemas.openxmlformats.org/drawingml/2006/main">
-              <a:graphicData uri="http://schemas.openxmlformats.org/drawingml/2006/picture">
-                <pic:pic xmlns:pic="http://schemas.openxmlformats.org/drawingml/2006/picture">
-                  <pic:nvPicPr>
-                    <pic:cNvPr id="1620780244" name=""/>
-                    <pic:cNvPicPr/>
-                  </pic:nvPicPr>
-                  <pic:blipFill>
-                    <a:blip r:embed="rId7"/>
-                    <a:stretch>
-                      <a:fillRect/>
-                    </a:stretch>
-                  </pic:blipFill>
-                  <pic:spPr>
-                    <a:xfrm>
-                      <a:off x="0" y="0"/>
-                      <a:ext cx="5940425" cy="803910"/>
-                    </a:xfrm>
-                    <a:prstGeom prst="rect">
-                      <a:avLst/>
-                    </a:prstGeom>
-                  </pic:spPr>
-                </pic:pic>
-              </a:graphicData>
-            </a:graphic>
-          </wp:inline>
-        </w:drawing>
+        <w:t xml:space="preserve">. Данный продукт </w:t>
+      </w:r>
+      <w:r>
+        <w:t xml:space="preserve">способен вести документооборот, мониторить действия персонала, планировать задачи </w:t>
+      </w:r>
+      <w:r>
+        <w:t>и</w:t>
+      </w:r>
+      <w:r>
+        <w:t xml:space="preserve"> следить за их реализацией, поэтому своевременное информирование сотрудников о новых целях, нештатных ситуациях, обновление актуальных сведений.</w:t>
+      </w:r>
+      <w:r>
+        <w:t xml:space="preserve"> </w:t>
       </w:r>
     </w:p>
     <w:p>
@@ -7813,61 +7781,10 @@
         <w:ind w:firstLine="709"/>
       </w:pPr>
       <w:r>
-        <w:t xml:space="preserve">Рисунок 1 Список возможностей </w:t>
-      </w:r>
-    </w:p>
-    <w:p>
-      <w:pPr>
-        <w:spacing w:line="360" w:lineRule="auto"/>
-        <w:ind w:firstLine="709"/>
-      </w:pPr>
-      <w:r>
-        <w:t>Projecto способен</w:t>
-      </w:r>
-      <w:r>
-        <w:t xml:space="preserve"> </w:t>
-      </w:r>
-      <w:r>
-        <w:t>вести документооборот</w:t>
-      </w:r>
-      <w:r>
-        <w:t>,</w:t>
-      </w:r>
-      <w:r>
-        <w:t xml:space="preserve"> мониторить действия персонала</w:t>
-      </w:r>
-      <w:r>
-        <w:t>,</w:t>
-      </w:r>
-      <w:r>
-        <w:t xml:space="preserve"> планировать задачи</w:t>
-      </w:r>
-      <w:r>
-        <w:t xml:space="preserve"> </w:t>
-      </w:r>
-      <w:r>
-        <w:t>и</w:t>
-      </w:r>
-      <w:r>
-        <w:t xml:space="preserve"> следить за их реализацией, поэтому своевременное информирование сотрудников о новых целях, нештатных ситуациях, обновление актуальных сведений.</w:t>
-      </w:r>
-    </w:p>
-    <w:p>
-      <w:pPr>
-        <w:spacing w:line="360" w:lineRule="auto"/>
-        <w:ind w:firstLine="709"/>
-      </w:pPr>
-      <w:r>
-        <w:t xml:space="preserve"> </w:t>
-      </w:r>
-      <w:r>
         <w:t xml:space="preserve">Для информирования персонала </w:t>
       </w:r>
       <w:r>
-        <w:t>Projecto</w:t>
-      </w:r>
-      <w:r>
-        <w:t xml:space="preserve"> </w:t>
+        <w:t xml:space="preserve">Projecto </w:t>
       </w:r>
       <w:r>
         <w:t>предоставляет следующие возможности</w:t>
@@ -7885,7 +7802,6 @@
         <w:spacing w:line="360" w:lineRule="auto"/>
       </w:pPr>
       <w:r>
-        <w:lastRenderedPageBreak/>
         <w:t>Лента новостей. Во вкладке «Новости» собрана вся важная и актуальная информация, которая касается изменений, которые вносятся в проекты, задачи, рабочие процессы.</w:t>
       </w:r>
     </w:p>
@@ -7910,7 +7826,11 @@
         <w:spacing w:line="360" w:lineRule="auto"/>
       </w:pPr>
       <w:r>
-        <w:t>Уведомления, которые требуют реакции пользователей. Выпускаются с наивысшим приоритетом и помещаются в верхнюю часть раздела для входящих сообщений. В этот же раздел приходит важная информация (новые или обновленные текущие задачи, запланированные встречи, мероприятия, предстоящие события и т. п.). Такие уведомления невозможно отменить или удалить. Некоторые сообщения требуют только ознакомления, другие — обязательной реакции.</w:t>
+        <w:t xml:space="preserve">Уведомления, которые требуют реакции пользователей. Выпускаются с наивысшим приоритетом и помещаются в верхнюю часть раздела для </w:t>
+      </w:r>
+      <w:r>
+        <w:lastRenderedPageBreak/>
+        <w:t>входящих сообщений. В этот же раздел приходит важная информация (новые или обновленные текущие задачи, запланированные встречи, мероприятия, предстоящие события и т. п.). Такие уведомления невозможно отменить или удалить. Некоторые сообщения требуют только ознакомления, другие — обязательной реакции.</w:t>
       </w:r>
     </w:p>
     <w:p>
@@ -7919,6 +7839,27 @@
         <w:ind w:firstLine="709"/>
       </w:pPr>
       <w:r>
+        <w:t xml:space="preserve">Интерфейс окна уведомлений представлен на рисунке </w:t>
+      </w:r>
+      <w:r>
+        <w:rPr>
+          <w:highlight w:val="yellow"/>
+        </w:rPr>
+        <w:t>?</w:t>
+      </w:r>
+      <w:r>
+        <w:t>.</w:t>
+      </w:r>
+    </w:p>
+    <w:p>
+      <w:pPr>
+        <w:spacing w:line="360" w:lineRule="auto"/>
+        <w:ind w:firstLine="709"/>
+      </w:pPr>
+      <w:r>
+        <w:rPr>
+          <w:noProof/>
+        </w:rPr>
         <w:drawing>
           <wp:inline distT="0" distB="0" distL="0" distR="0" wp14:anchorId="3876D63A" wp14:editId="3EFB276B">
             <wp:extent cx="5442299" cy="2863970"/>
@@ -7935,7 +7876,7 @@
                     <pic:cNvPicPr/>
                   </pic:nvPicPr>
                   <pic:blipFill>
-                    <a:blip r:embed="rId8"/>
+                    <a:blip r:embed="rId7"/>
                     <a:stretch>
                       <a:fillRect/>
                     </a:stretch>
@@ -7960,12 +7901,36 @@
       <w:pPr>
         <w:spacing w:line="360" w:lineRule="auto"/>
         <w:ind w:firstLine="709"/>
-      </w:pPr>
-      <w:r>
-        <w:t xml:space="preserve">Таким образом большая часть уведомлений является авто генерируемой. </w:t>
+        <w:rPr>
+          <w:lang w:val="en-US"/>
+        </w:rPr>
+      </w:pPr>
+      <w:r>
+        <w:t>Таким образом большая часть уведомлений явля</w:t>
+      </w:r>
+      <w:r>
+        <w:t>ются</w:t>
+      </w:r>
+      <w:r>
+        <w:t xml:space="preserve"> авто генерируем</w:t>
+      </w:r>
+      <w:r>
+        <w:t>ыми</w:t>
+      </w:r>
+      <w:r>
+        <w:t xml:space="preserve">. </w:t>
       </w:r>
       <w:r>
         <w:t>Для нестандартных уведомлений используется система объявлений. В которой не было обнаружено возможности включения в них реакций.</w:t>
+      </w:r>
+      <w:r>
+        <w:t xml:space="preserve"> Интерфейс создания объявлений показан на рисунке </w:t>
+      </w:r>
+      <w:r>
+        <w:rPr>
+          <w:lang w:val="en-US"/>
+        </w:rPr>
+        <w:t>?.</w:t>
       </w:r>
     </w:p>
     <w:p>
@@ -7974,6 +7939,9 @@
         <w:ind w:firstLine="709"/>
       </w:pPr>
       <w:r>
+        <w:rPr>
+          <w:noProof/>
+        </w:rPr>
         <w:lastRenderedPageBreak/>
         <w:drawing>
           <wp:inline distT="0" distB="0" distL="0" distR="0" wp14:anchorId="70BF8623" wp14:editId="2B4BAEBE">
@@ -7991,7 +7959,7 @@
                     <pic:cNvPicPr/>
                   </pic:nvPicPr>
                   <pic:blipFill>
-                    <a:blip r:embed="rId9"/>
+                    <a:blip r:embed="rId8"/>
                     <a:stretch>
                       <a:fillRect/>
                     </a:stretch>
@@ -8030,10 +7998,10 @@
         <w:t xml:space="preserve"> – </w:t>
       </w:r>
       <w:r>
-        <w:t xml:space="preserve">комплексный продукт, предоставляющий множество возможностей по управлению различными задачами и событиями. Но для полноценного его использования требуется </w:t>
-      </w:r>
-      <w:r>
-        <w:t>тщательное изучение его возможностей некоторая адаптация рабочего процесса под его возможности.</w:t>
+        <w:t xml:space="preserve">комплексный продукт, предоставляющий множество возможностей по управлению различными задачами и событиями. </w:t>
+      </w:r>
+      <w:r>
+        <w:t>Но при этом для использования всех возможностей оповещения сотрудников необходимо использование всего остального функционала приложения. А функционал создания нестандартных уведомлений весьма ограничен.</w:t>
       </w:r>
     </w:p>
     <w:p>
@@ -8144,10 +8112,7 @@
         <w:t xml:space="preserve"> </w:t>
       </w:r>
       <w:r>
-        <w:t>доск</w:t>
-      </w:r>
-      <w:r>
-        <w:t xml:space="preserve">а и </w:t>
+        <w:t xml:space="preserve">доска и </w:t>
       </w:r>
       <w:r>
         <w:t>форум</w:t>
@@ -8184,7 +8149,6 @@
       <w:pPr>
         <w:spacing w:after="160" w:line="360" w:lineRule="auto"/>
         <w:ind w:firstLine="709"/>
-        <w:jc w:val="left"/>
       </w:pPr>
       <w:r>
         <w:t>Массовая рассылка представляет собой отправку сообщений нескольким пользователя</w:t>
@@ -8193,33 +8157,33 @@
         <w:t xml:space="preserve">м. </w:t>
       </w:r>
       <w:r>
-        <w:t xml:space="preserve">При отправке оповещений можно задать получателей, время жизни уведомления и получение уведомлений о </w:t>
-      </w:r>
-      <w:r>
+        <w:t xml:space="preserve">При отправке оповещений можно задать получателей, время жизни уведомления и получение уведомлений о прочтении. Интерфейс отправки уведомлений показан на рисунке </w:t>
+      </w:r>
+      <w:r>
+        <w:rPr>
+          <w:highlight w:val="yellow"/>
+        </w:rPr>
+        <w:t>?</w:t>
+      </w:r>
+      <w:r>
+        <w:t>.</w:t>
+      </w:r>
+    </w:p>
+    <w:p>
+      <w:pPr>
+        <w:spacing w:after="160" w:line="360" w:lineRule="auto"/>
+        <w:ind w:firstLine="709"/>
+        <w:jc w:val="center"/>
+      </w:pPr>
+      <w:r>
+        <w:rPr>
+          <w:noProof/>
+        </w:rPr>
         <w:lastRenderedPageBreak/>
-        <w:t xml:space="preserve">прочтении. Интерфейс отправки уведомлений показан на рисунке </w:t>
-      </w:r>
-      <w:r>
-        <w:rPr>
-          <w:highlight w:val="yellow"/>
-          <w:lang w:val="en-US"/>
-        </w:rPr>
-        <w:t>?</w:t>
-      </w:r>
-      <w:r>
-        <w:rPr>
-          <w:lang w:val="en-US"/>
-        </w:rPr>
-        <w:t>.</w:t>
-      </w:r>
-      <w:r>
-        <w:rPr>
-          <w:noProof/>
-        </w:rPr>
         <w:drawing>
-          <wp:inline distT="0" distB="0" distL="0" distR="0" wp14:anchorId="2C09D116" wp14:editId="5A1D7B9D">
-            <wp:extent cx="5940425" cy="5260340"/>
-            <wp:effectExtent l="0" t="0" r="3175" b="0"/>
+          <wp:inline distT="0" distB="0" distL="0" distR="0" wp14:anchorId="2C09D116" wp14:editId="2A99C038">
+            <wp:extent cx="3218688" cy="2850199"/>
+            <wp:effectExtent l="0" t="0" r="1270" b="7620"/>
             <wp:docPr id="336033444" name="Рисунок 3"/>
             <wp:cNvGraphicFramePr>
               <a:graphicFrameLocks xmlns:a="http://schemas.openxmlformats.org/drawingml/2006/main" noChangeAspect="1"/>
@@ -8234,7 +8198,7 @@
                     </pic:cNvPicPr>
                   </pic:nvPicPr>
                   <pic:blipFill>
-                    <a:blip r:embed="rId10">
+                    <a:blip r:embed="rId9">
                       <a:extLst>
                         <a:ext uri="{28A0092B-C50C-407E-A947-70E740481C1C}">
                           <a14:useLocalDpi xmlns:a14="http://schemas.microsoft.com/office/drawing/2010/main" val="0"/>
@@ -8249,7 +8213,7 @@
                   <pic:spPr bwMode="auto">
                     <a:xfrm>
                       <a:off x="0" y="0"/>
-                      <a:ext cx="5940425" cy="5260340"/>
+                      <a:ext cx="3224791" cy="2855603"/>
                     </a:xfrm>
                     <a:prstGeom prst="rect">
                       <a:avLst/>
@@ -8273,6 +8237,9 @@
         <w:jc w:val="left"/>
       </w:pPr>
       <w:r>
+        <w:t xml:space="preserve">Отправленное уведомление отображается в нижней части чата с отправителем и не предлагает никаких возможностей для реакции. </w:t>
+      </w:r>
+      <w:r>
         <w:t>Пример отправленного уведомления показан на рисунке</w:t>
       </w:r>
       <w:r>
@@ -8289,22 +8256,22 @@
       </w:r>
       <w:r>
         <w:t>и выделен желтым цветом.</w:t>
-      </w:r>
-      <w:r>
-        <w:br w:type="page"/>
       </w:r>
     </w:p>
     <w:p>
       <w:pPr>
         <w:spacing w:line="360" w:lineRule="auto"/>
         <w:ind w:firstLine="709"/>
-      </w:pPr>
-      <w:r>
-        <w:lastRenderedPageBreak/>
+        <w:jc w:val="center"/>
+      </w:pPr>
+      <w:r>
+        <w:rPr>
+          <w:noProof/>
+        </w:rPr>
         <w:drawing>
-          <wp:inline distT="0" distB="0" distL="0" distR="0" wp14:anchorId="13FDC6E4" wp14:editId="4694E5EB">
-            <wp:extent cx="5230000" cy="2967487"/>
-            <wp:effectExtent l="0" t="0" r="8890" b="4445"/>
+          <wp:inline distT="0" distB="0" distL="0" distR="0" wp14:anchorId="13FDC6E4" wp14:editId="0F691FB3">
+            <wp:extent cx="3558348" cy="2018995"/>
+            <wp:effectExtent l="0" t="0" r="4445" b="635"/>
             <wp:docPr id="1028198675" name="Рисунок 1"/>
             <wp:cNvGraphicFramePr>
               <a:graphicFrameLocks xmlns:a="http://schemas.openxmlformats.org/drawingml/2006/main" noChangeAspect="1"/>
@@ -8317,7 +8284,7 @@
                     <pic:cNvPicPr/>
                   </pic:nvPicPr>
                   <pic:blipFill>
-                    <a:blip r:embed="rId11"/>
+                    <a:blip r:embed="rId10"/>
                     <a:stretch>
                       <a:fillRect/>
                     </a:stretch>
@@ -8325,7 +8292,7 @@
                   <pic:spPr>
                     <a:xfrm>
                       <a:off x="0" y="0"/>
-                      <a:ext cx="5246293" cy="2976731"/>
+                      <a:ext cx="3604316" cy="2045077"/>
                     </a:xfrm>
                     <a:prstGeom prst="rect">
                       <a:avLst/>
@@ -8356,10 +8323,7 @@
         <w:t xml:space="preserve"> </w:t>
       </w:r>
       <w:r>
-        <w:t xml:space="preserve">предоставляет возможность контроля осведомленности </w:t>
-      </w:r>
-      <w:r>
-        <w:t xml:space="preserve">пользователей во вкладке «История сообщений». Интерфейс данной вкладки показан на рисунке </w:t>
+        <w:t xml:space="preserve">предоставляет возможность контроля осведомленности пользователей во вкладке «История сообщений». Интерфейс данной вкладки показан на рисунке </w:t>
       </w:r>
       <w:r>
         <w:rPr>
@@ -8379,6 +8343,7 @@
       <w:pPr>
         <w:spacing w:line="360" w:lineRule="auto"/>
         <w:ind w:firstLine="709"/>
+        <w:jc w:val="center"/>
         <w:rPr>
           <w:lang w:val="en-US"/>
         </w:rPr>
@@ -8387,10 +8352,11 @@
         <w:rPr>
           <w:noProof/>
         </w:rPr>
+        <w:lastRenderedPageBreak/>
         <w:drawing>
-          <wp:inline distT="0" distB="0" distL="0" distR="0" wp14:anchorId="4881497A" wp14:editId="0BF30F2C">
-            <wp:extent cx="5037827" cy="3226794"/>
-            <wp:effectExtent l="0" t="0" r="0" b="0"/>
+          <wp:inline distT="0" distB="0" distL="0" distR="0" wp14:anchorId="4881497A" wp14:editId="68D129E2">
+            <wp:extent cx="3529040" cy="2260397"/>
+            <wp:effectExtent l="0" t="0" r="0" b="6985"/>
             <wp:docPr id="980671716" name="Рисунок 5"/>
             <wp:cNvGraphicFramePr>
               <a:graphicFrameLocks xmlns:a="http://schemas.openxmlformats.org/drawingml/2006/main" noChangeAspect="1"/>
@@ -8400,6 +8366,96 @@
                 <pic:pic xmlns:pic="http://schemas.openxmlformats.org/drawingml/2006/picture">
                   <pic:nvPicPr>
                     <pic:cNvPr id="0" name="Picture 12"/>
+                    <pic:cNvPicPr>
+                      <a:picLocks noChangeAspect="1" noChangeArrowheads="1"/>
+                    </pic:cNvPicPr>
+                  </pic:nvPicPr>
+                  <pic:blipFill>
+                    <a:blip r:embed="rId11">
+                      <a:extLst>
+                        <a:ext uri="{28A0092B-C50C-407E-A947-70E740481C1C}">
+                          <a14:useLocalDpi xmlns:a14="http://schemas.microsoft.com/office/drawing/2010/main" val="0"/>
+                        </a:ext>
+                      </a:extLst>
+                    </a:blip>
+                    <a:srcRect/>
+                    <a:stretch>
+                      <a:fillRect/>
+                    </a:stretch>
+                  </pic:blipFill>
+                  <pic:spPr bwMode="auto">
+                    <a:xfrm>
+                      <a:off x="0" y="0"/>
+                      <a:ext cx="3562723" cy="2281971"/>
+                    </a:xfrm>
+                    <a:prstGeom prst="rect">
+                      <a:avLst/>
+                    </a:prstGeom>
+                    <a:noFill/>
+                    <a:ln>
+                      <a:noFill/>
+                    </a:ln>
+                  </pic:spPr>
+                </pic:pic>
+              </a:graphicData>
+            </a:graphic>
+          </wp:inline>
+        </w:drawing>
+      </w:r>
+    </w:p>
+    <w:p>
+      <w:pPr>
+        <w:spacing w:line="360" w:lineRule="auto"/>
+        <w:ind w:firstLine="709"/>
+        <w:rPr>
+          <w:lang w:val="en-US"/>
+        </w:rPr>
+      </w:pPr>
+      <w:r>
+        <w:t>Доска объявлений является отдельной вкладкой, в которой находится список сообщений, видимый всем пользователям сервера. Отправляемое сообщение можно разместить выше всех остальных, а также задать ему вр</w:t>
+      </w:r>
+      <w:r>
+        <w:t>ем</w:t>
+      </w:r>
+      <w:r>
+        <w:t xml:space="preserve">я жизни. Интерфейс отправки таких сообщений показан на рисунке </w:t>
+      </w:r>
+      <w:r>
+        <w:rPr>
+          <w:highlight w:val="yellow"/>
+        </w:rPr>
+        <w:t>?</w:t>
+      </w:r>
+      <w:r>
+        <w:t>.</w:t>
+      </w:r>
+    </w:p>
+    <w:p>
+      <w:pPr>
+        <w:spacing w:line="360" w:lineRule="auto"/>
+        <w:ind w:firstLine="709"/>
+        <w:jc w:val="center"/>
+        <w:rPr>
+          <w:lang w:val="en-US"/>
+        </w:rPr>
+      </w:pPr>
+      <w:r>
+        <w:rPr>
+          <w:noProof/>
+        </w:rPr>
+        <w:drawing>
+          <wp:inline distT="0" distB="0" distL="0" distR="0" wp14:anchorId="782A106D" wp14:editId="1E1A5FE2">
+            <wp:extent cx="3441635" cy="2523744"/>
+            <wp:effectExtent l="0" t="0" r="6985" b="0"/>
+            <wp:docPr id="1538887849" name="Рисунок 4"/>
+            <wp:cNvGraphicFramePr>
+              <a:graphicFrameLocks xmlns:a="http://schemas.openxmlformats.org/drawingml/2006/main" noChangeAspect="1"/>
+            </wp:cNvGraphicFramePr>
+            <a:graphic xmlns:a="http://schemas.openxmlformats.org/drawingml/2006/main">
+              <a:graphicData uri="http://schemas.openxmlformats.org/drawingml/2006/picture">
+                <pic:pic xmlns:pic="http://schemas.openxmlformats.org/drawingml/2006/picture">
+                  <pic:nvPicPr>
+                    <pic:cNvPr id="0" name="Picture 10"/>
                     <pic:cNvPicPr>
                       <a:picLocks noChangeAspect="1" noChangeArrowheads="1"/>
                     </pic:cNvPicPr>
@@ -8420,7 +8476,7 @@
                   <pic:spPr bwMode="auto">
                     <a:xfrm>
                       <a:off x="0" y="0"/>
-                      <a:ext cx="5048785" cy="3233813"/>
+                      <a:ext cx="3464144" cy="2540250"/>
                     </a:xfrm>
                     <a:prstGeom prst="rect">
                       <a:avLst/>
@@ -8441,90 +8497,51 @@
       <w:pPr>
         <w:spacing w:line="360" w:lineRule="auto"/>
         <w:ind w:firstLine="709"/>
-        <w:rPr>
-          <w:lang w:val="en-US"/>
-        </w:rPr>
-      </w:pPr>
-      <w:r>
-        <w:t>Доска объявлений является отдельной вкладкой, в которой находится список сообщений, видимый всем пользователям сервера. Отправляемое сообщение можно разместить выше всех остальных, а также задать ему вр</w:t>
-      </w:r>
-      <w:r>
-        <w:t>ем</w:t>
-      </w:r>
-      <w:r>
-        <w:t xml:space="preserve">я жизни. Интерфейс отправки таких сообщений показан на рисунке </w:t>
-      </w:r>
-      <w:r>
-        <w:rPr>
-          <w:highlight w:val="yellow"/>
-        </w:rPr>
-        <w:t>?</w:t>
-      </w:r>
-      <w:r>
-        <w:t>.</w:t>
+      </w:pPr>
+      <w:r>
+        <w:t>Относительно уведомления сотрудников оба продукта имеют свои преимущества и недостатки.</w:t>
       </w:r>
     </w:p>
     <w:p>
       <w:pPr>
         <w:spacing w:line="360" w:lineRule="auto"/>
         <w:ind w:firstLine="709"/>
+      </w:pPr>
+      <w:r>
+        <w:t xml:space="preserve"> </w:t>
+      </w:r>
+      <w:r>
         <w:rPr>
           <w:lang w:val="en-US"/>
         </w:rPr>
-      </w:pPr>
-      <w:r>
-        <w:rPr>
-          <w:noProof/>
-        </w:rPr>
-        <w:lastRenderedPageBreak/>
-        <w:drawing>
-          <wp:inline distT="0" distB="0" distL="0" distR="0" wp14:anchorId="782A106D" wp14:editId="1C2EF48B">
-            <wp:extent cx="5279367" cy="3871348"/>
-            <wp:effectExtent l="0" t="0" r="0" b="0"/>
-            <wp:docPr id="1538887849" name="Рисунок 4"/>
-            <wp:cNvGraphicFramePr>
-              <a:graphicFrameLocks xmlns:a="http://schemas.openxmlformats.org/drawingml/2006/main" noChangeAspect="1"/>
-            </wp:cNvGraphicFramePr>
-            <a:graphic xmlns:a="http://schemas.openxmlformats.org/drawingml/2006/main">
-              <a:graphicData uri="http://schemas.openxmlformats.org/drawingml/2006/picture">
-                <pic:pic xmlns:pic="http://schemas.openxmlformats.org/drawingml/2006/picture">
-                  <pic:nvPicPr>
-                    <pic:cNvPr id="0" name="Picture 10"/>
-                    <pic:cNvPicPr>
-                      <a:picLocks noChangeAspect="1" noChangeArrowheads="1"/>
-                    </pic:cNvPicPr>
-                  </pic:nvPicPr>
-                  <pic:blipFill>
-                    <a:blip r:embed="rId13">
-                      <a:extLst>
-                        <a:ext uri="{28A0092B-C50C-407E-A947-70E740481C1C}">
-                          <a14:useLocalDpi xmlns:a14="http://schemas.microsoft.com/office/drawing/2010/main" val="0"/>
-                        </a:ext>
-                      </a:extLst>
-                    </a:blip>
-                    <a:srcRect/>
-                    <a:stretch>
-                      <a:fillRect/>
-                    </a:stretch>
-                  </pic:blipFill>
-                  <pic:spPr bwMode="auto">
-                    <a:xfrm>
-                      <a:off x="0" y="0"/>
-                      <a:ext cx="5306905" cy="3891542"/>
-                    </a:xfrm>
-                    <a:prstGeom prst="rect">
-                      <a:avLst/>
-                    </a:prstGeom>
-                    <a:noFill/>
-                    <a:ln>
-                      <a:noFill/>
-                    </a:ln>
-                  </pic:spPr>
-                </pic:pic>
-              </a:graphicData>
-            </a:graphic>
-          </wp:inline>
-        </w:drawing>
+        <w:t>Projecto</w:t>
+      </w:r>
+      <w:r>
+        <w:t xml:space="preserve"> </w:t>
+      </w:r>
+      <w:r>
+        <w:t>предоставляет возможност</w:t>
+      </w:r>
+      <w:r>
+        <w:t>ь</w:t>
+      </w:r>
+      <w:r>
+        <w:t xml:space="preserve"> реакций и контроля осведомленности сотрудников но только для определенных видов заранее заготовленных системой</w:t>
+      </w:r>
+      <w:r>
+        <w:t xml:space="preserve"> </w:t>
+      </w:r>
+      <w:r>
+        <w:t>уведомлений</w:t>
+      </w:r>
+      <w:r>
+        <w:t xml:space="preserve">. А функционал создания нестандартных </w:t>
+      </w:r>
+      <w:r>
+        <w:t>уведомлений весьма</w:t>
+      </w:r>
+      <w:r>
+        <w:t xml:space="preserve"> ограничен.</w:t>
       </w:r>
     </w:p>
     <w:p>
@@ -8533,7 +8550,20 @@
         <w:ind w:firstLine="709"/>
       </w:pPr>
       <w:r>
-        <w:t>ПОДИТОЖЖ</w:t>
+        <w:rPr>
+          <w:lang w:val="en-US"/>
+        </w:rPr>
+        <w:lastRenderedPageBreak/>
+        <w:t>MyChat</w:t>
+      </w:r>
+      <w:r>
+        <w:t xml:space="preserve"> предоставляет возможность массовой рассылки оповещений </w:t>
+      </w:r>
+      <w:r>
+        <w:t>и контроля осведомленности сотрудников</w:t>
+      </w:r>
+      <w:r>
+        <w:t xml:space="preserve">. Но у сотрудников нет никакой возможности быстро отреагировать на освещения кроме написания сообщения автору уведомления.  </w:t>
       </w:r>
     </w:p>
     <w:p>
@@ -8541,7 +8571,37 @@
         <w:spacing w:line="360" w:lineRule="auto"/>
         <w:ind w:firstLine="709"/>
       </w:pPr>
-      <w:hyperlink r:id="rId14" w:history="1">
+      <w:r>
+        <w:t xml:space="preserve">Таким образом рассмотренные продукты не могут предоставить </w:t>
+      </w:r>
+      <w:r>
+        <w:t>функционал для</w:t>
+      </w:r>
+      <w:r>
+        <w:t xml:space="preserve"> создания нестандартных уведомлений с </w:t>
+      </w:r>
+      <w:r>
+        <w:t>возможностью</w:t>
+      </w:r>
+      <w:r>
+        <w:t xml:space="preserve"> встраивания в них реакций и </w:t>
+      </w:r>
+      <w:r>
+        <w:t>контро</w:t>
+      </w:r>
+      <w:r>
+        <w:t>лем</w:t>
+      </w:r>
+      <w:r>
+        <w:t xml:space="preserve"> осведомленности сотрудников.</w:t>
+      </w:r>
+    </w:p>
+    <w:p>
+      <w:pPr>
+        <w:spacing w:line="360" w:lineRule="auto"/>
+        <w:ind w:firstLine="709"/>
+      </w:pPr>
+      <w:hyperlink r:id="rId13" w:history="1">
         <w:r>
           <w:rPr>
             <w:rStyle w:val="ab"/>
@@ -8625,21 +8685,7 @@
             <w:rStyle w:val="ab"/>
             <w:lang w:val="en-US"/>
           </w:rPr>
-          <w:t>m</w:t>
-        </w:r>
-        <w:r>
-          <w:rPr>
-            <w:rStyle w:val="ab"/>
-            <w:lang w:val="en-US"/>
-          </w:rPr>
-          <w:t>a</w:t>
-        </w:r>
-        <w:r>
-          <w:rPr>
-            <w:rStyle w:val="ab"/>
-            <w:lang w:val="en-US"/>
-          </w:rPr>
-          <w:t>ssovogo</w:t>
+          <w:t>massovogo</w:t>
         </w:r>
         <w:r>
           <w:rPr>
@@ -8652,21 +8698,7 @@
             <w:rStyle w:val="ab"/>
             <w:lang w:val="en-US"/>
           </w:rPr>
-          <w:t>opovesch</w:t>
-        </w:r>
-        <w:r>
-          <w:rPr>
-            <w:rStyle w:val="ab"/>
-            <w:lang w:val="en-US"/>
-          </w:rPr>
-          <w:t>e</w:t>
-        </w:r>
-        <w:r>
-          <w:rPr>
-            <w:rStyle w:val="ab"/>
-            <w:lang w:val="en-US"/>
-          </w:rPr>
-          <w:t>niia</w:t>
+          <w:t>opovescheniia</w:t>
         </w:r>
         <w:r>
           <w:rPr>
@@ -8693,8 +8725,14 @@
       <w:pPr>
         <w:spacing w:line="360" w:lineRule="auto"/>
         <w:ind w:firstLine="709"/>
-      </w:pPr>
-      <w:r>
+        <w:rPr>
+          <w:lang w:val="en-US"/>
+        </w:rPr>
+      </w:pPr>
+      <w:r>
+        <w:rPr>
+          <w:lang w:val="en-US"/>
+        </w:rPr>
         <w:t>https://vc.ru/u/1215539-projecto/632649-uvedomleniya-sotrudnikam</w:t>
       </w:r>
     </w:p>
@@ -8702,6 +8740,9 @@
       <w:pPr>
         <w:spacing w:line="360" w:lineRule="auto"/>
         <w:ind w:firstLine="709"/>
+        <w:rPr>
+          <w:lang w:val="en-US"/>
+        </w:rPr>
       </w:pPr>
     </w:p>
     <w:p>
@@ -8713,30 +8754,557 @@
       <w:pPr>
         <w:spacing w:line="360" w:lineRule="auto"/>
       </w:pPr>
+      <w:r>
+        <w:t>Анализ требований</w:t>
+      </w:r>
     </w:p>
     <w:p>
       <w:pPr>
         <w:spacing w:line="360" w:lineRule="auto"/>
-      </w:pPr>
+        <w:ind w:firstLine="709"/>
+      </w:pPr>
+      <w:r>
+        <w:t>Система оповещения сотрудников компании должна обеспечивать повышение эффективности внутрифирменной коммуникации</w:t>
+      </w:r>
+      <w:r>
+        <w:t xml:space="preserve"> благодаря некоторым</w:t>
+      </w:r>
+      <w:r>
+        <w:t xml:space="preserve"> ключевым</w:t>
+      </w:r>
+      <w:r>
+        <w:t xml:space="preserve"> особенностям. </w:t>
+      </w:r>
     </w:p>
     <w:p>
       <w:pPr>
         <w:spacing w:line="360" w:lineRule="auto"/>
-      </w:pPr>
-      <w:r>
-        <w:t>Анализ требований</w:t>
-      </w:r>
-    </w:p>
+        <w:ind w:firstLine="709"/>
+      </w:pPr>
+    </w:p>
+    <w:tbl>
+      <w:tblPr>
+        <w:tblStyle w:val="af1"/>
+        <w:tblW w:w="0" w:type="auto"/>
+        <w:tblLook w:val="04A0" w:firstRow="1" w:lastRow="0" w:firstColumn="1" w:lastColumn="0" w:noHBand="0" w:noVBand="1"/>
+      </w:tblPr>
+      <w:tblGrid>
+        <w:gridCol w:w="3115"/>
+        <w:gridCol w:w="6094"/>
+      </w:tblGrid>
+      <w:tr>
+        <w:trPr>
+          <w:trHeight w:val="386"/>
+        </w:trPr>
+        <w:tc>
+          <w:tcPr>
+            <w:tcW w:w="3115" w:type="dxa"/>
+          </w:tcPr>
+          <w:p>
+            <w:pPr>
+              <w:spacing w:line="240" w:lineRule="auto"/>
+              <w:rPr>
+                <w:b/>
+                <w:bCs/>
+              </w:rPr>
+            </w:pPr>
+            <w:r>
+              <w:rPr>
+                <w:b/>
+                <w:bCs/>
+              </w:rPr>
+              <w:t>Требование</w:t>
+            </w:r>
+          </w:p>
+        </w:tc>
+        <w:tc>
+          <w:tcPr>
+            <w:tcW w:w="6094" w:type="dxa"/>
+          </w:tcPr>
+          <w:p>
+            <w:pPr>
+              <w:spacing w:line="240" w:lineRule="auto"/>
+              <w:rPr>
+                <w:b/>
+                <w:bCs/>
+              </w:rPr>
+            </w:pPr>
+            <w:r>
+              <w:rPr>
+                <w:b/>
+                <w:bCs/>
+              </w:rPr>
+              <w:t>Описание</w:t>
+            </w:r>
+          </w:p>
+        </w:tc>
+      </w:tr>
+      <w:tr>
+        <w:tc>
+          <w:tcPr>
+            <w:tcW w:w="3115" w:type="dxa"/>
+          </w:tcPr>
+          <w:p>
+            <w:pPr>
+              <w:spacing w:line="360" w:lineRule="auto"/>
+            </w:pPr>
+            <w:r>
+              <w:t>Простота массовой рассылки оповещений</w:t>
+            </w:r>
+          </w:p>
+        </w:tc>
+        <w:tc>
+          <w:tcPr>
+            <w:tcW w:w="6094" w:type="dxa"/>
+          </w:tcPr>
+          <w:p>
+            <w:pPr>
+              <w:spacing w:line="360" w:lineRule="auto"/>
+            </w:pPr>
+            <w:r>
+              <w:t>Создание</w:t>
+            </w:r>
+            <w:r>
+              <w:t xml:space="preserve"> и отправка</w:t>
+            </w:r>
+            <w:r>
+              <w:t xml:space="preserve"> уведомления не должно требовать большого количества времени или знаний</w:t>
+            </w:r>
+            <w:r>
+              <w:t>.</w:t>
+            </w:r>
+          </w:p>
+        </w:tc>
+      </w:tr>
+      <w:tr>
+        <w:tc>
+          <w:tcPr>
+            <w:tcW w:w="3115" w:type="dxa"/>
+          </w:tcPr>
+          <w:p>
+            <w:pPr>
+              <w:spacing w:line="360" w:lineRule="auto"/>
+            </w:pPr>
+            <w:r>
+              <w:t>Возможность встраивания реакций в уведомления</w:t>
+            </w:r>
+          </w:p>
+        </w:tc>
+        <w:tc>
+          <w:tcPr>
+            <w:tcW w:w="6094" w:type="dxa"/>
+          </w:tcPr>
+          <w:p>
+            <w:pPr>
+              <w:spacing w:line="360" w:lineRule="auto"/>
+            </w:pPr>
+            <w:r>
+              <w:t xml:space="preserve">При создании уведомления должна быть возможность добавить к нему реакцию. То есть кнопку, имеющую отображающийся на ней текст и привязанную к другому уведомлению, которое будет отправлено по нажатию на неё. А при </w:t>
+            </w:r>
+            <w:r>
+              <w:lastRenderedPageBreak/>
+              <w:t>отсутствии привязанных реакций у получателя отображается одна реакция «прочитать».</w:t>
+            </w:r>
+          </w:p>
+        </w:tc>
+      </w:tr>
+      <w:tr>
+        <w:tc>
+          <w:tcPr>
+            <w:tcW w:w="3115" w:type="dxa"/>
+          </w:tcPr>
+          <w:p>
+            <w:pPr>
+              <w:spacing w:line="360" w:lineRule="auto"/>
+            </w:pPr>
+            <w:r>
+              <w:lastRenderedPageBreak/>
+              <w:t>Возможность контроля осведомленности сотрудников</w:t>
+            </w:r>
+          </w:p>
+        </w:tc>
+        <w:tc>
+          <w:tcPr>
+            <w:tcW w:w="6094" w:type="dxa"/>
+          </w:tcPr>
+          <w:p>
+            <w:pPr>
+              <w:spacing w:line="360" w:lineRule="auto"/>
+            </w:pPr>
+            <w:r>
+              <w:t xml:space="preserve">Контроль осведомлённости сотрудников должен производится по прочтению уведомлений. Уведомление может считаться прочитанным если сотрудник отреагировал на него. Сотрудник, отправивший уведомление должен иметь возможность просмотреть процент и список отреагировавших. Аналитик должен </w:t>
+            </w:r>
+            <w:r>
+              <w:t>иметь</w:t>
+            </w:r>
+            <w:r>
+              <w:t xml:space="preserve"> возможность прос</w:t>
+            </w:r>
+            <w:r>
+              <w:t>мотреть ту же информацию по всем уведомлениям в системе.</w:t>
+            </w:r>
+          </w:p>
+        </w:tc>
+      </w:tr>
+      <w:tr>
+        <w:tc>
+          <w:tcPr>
+            <w:tcW w:w="3115" w:type="dxa"/>
+          </w:tcPr>
+          <w:p>
+            <w:pPr>
+              <w:spacing w:line="360" w:lineRule="auto"/>
+            </w:pPr>
+            <w:r>
+              <w:t>Возможность создания черновиков</w:t>
+            </w:r>
+          </w:p>
+        </w:tc>
+        <w:tc>
+          <w:tcPr>
+            <w:tcW w:w="6094" w:type="dxa"/>
+          </w:tcPr>
+          <w:p>
+            <w:pPr>
+              <w:spacing w:line="360" w:lineRule="auto"/>
+            </w:pPr>
+            <w:r>
+              <w:t xml:space="preserve">При создании уведомления должна быть возможность </w:t>
+            </w:r>
+            <w:r>
+              <w:t>сохранить текущее состояние формы для дальнейшей загрузки использования.</w:t>
+            </w:r>
+          </w:p>
+        </w:tc>
+      </w:tr>
+      <w:tr>
+        <w:tc>
+          <w:tcPr>
+            <w:tcW w:w="3115" w:type="dxa"/>
+          </w:tcPr>
+          <w:p>
+            <w:pPr>
+              <w:spacing w:line="360" w:lineRule="auto"/>
+            </w:pPr>
+            <w:r>
+              <w:t>Возможность интеграции с уже имеющимися системами</w:t>
+            </w:r>
+          </w:p>
+        </w:tc>
+        <w:tc>
+          <w:tcPr>
+            <w:tcW w:w="6094" w:type="dxa"/>
+          </w:tcPr>
+          <w:p>
+            <w:pPr>
+              <w:spacing w:line="360" w:lineRule="auto"/>
+            </w:pPr>
+            <w:r>
+              <w:t xml:space="preserve">Вполне </w:t>
+            </w:r>
+            <w:r>
+              <w:t>вероятно,</w:t>
+            </w:r>
+            <w:r>
+              <w:t xml:space="preserve"> что </w:t>
+            </w:r>
+            <w:r>
+              <w:t>у копания</w:t>
+            </w:r>
+            <w:r>
+              <w:t xml:space="preserve"> собирающейся интегрировать данный продукт уже есть система учета сотрудников</w:t>
+            </w:r>
+            <w:r>
+              <w:t>. Поэтому итоговая система должна иметь модульную структуру, позволяющую легко вносить в нее изменения.</w:t>
+            </w:r>
+          </w:p>
+        </w:tc>
+      </w:tr>
+      <w:tr>
+        <w:tc>
+          <w:tcPr>
+            <w:tcW w:w="3115" w:type="dxa"/>
+          </w:tcPr>
+          <w:p>
+            <w:pPr>
+              <w:spacing w:line="360" w:lineRule="auto"/>
+            </w:pPr>
+            <w:r>
+              <w:t>Гибкость благодаря настройкам</w:t>
+            </w:r>
+          </w:p>
+        </w:tc>
+        <w:tc>
+          <w:tcPr>
+            <w:tcW w:w="6094" w:type="dxa"/>
+          </w:tcPr>
+          <w:p>
+            <w:pPr>
+              <w:spacing w:line="360" w:lineRule="auto"/>
+            </w:pPr>
+            <w:r>
+              <w:t>Должна быть возможность занесения в систему списка должностей, отделов, видов уведомлений.</w:t>
+            </w:r>
+          </w:p>
+          <w:p>
+            <w:pPr>
+              <w:spacing w:line="360" w:lineRule="auto"/>
+            </w:pPr>
+            <w:r>
+              <w:t>Данные настройки должны производиться в интерфейсе системы или в конфигурационных файлах.</w:t>
+            </w:r>
+          </w:p>
+        </w:tc>
+      </w:tr>
+    </w:tbl>
     <w:p>
       <w:pPr>
         <w:spacing w:line="360" w:lineRule="auto"/>
       </w:pPr>
+    </w:p>
+    <w:p>
+      <w:pPr>
+        <w:spacing w:line="360" w:lineRule="auto"/>
+        <w:ind w:firstLine="709"/>
+      </w:pPr>
+      <w:r>
+        <w:t>Полный спектр</w:t>
+      </w:r>
+      <w:r>
+        <w:t>,</w:t>
+      </w:r>
+      <w:r>
+        <w:t xml:space="preserve"> распределенны</w:t>
+      </w:r>
+      <w:r>
+        <w:t>х</w:t>
+      </w:r>
+      <w:r>
+        <w:t xml:space="preserve"> по ролям</w:t>
+      </w:r>
+      <w:r>
+        <w:t xml:space="preserve">, </w:t>
+      </w:r>
+      <w:r>
+        <w:t>возможностей системы</w:t>
+      </w:r>
+      <w:r>
+        <w:t xml:space="preserve"> можно увидеть на </w:t>
+      </w:r>
+      <w:r>
+        <w:rPr>
+          <w:lang w:val="en-US"/>
+        </w:rPr>
+        <w:t>use</w:t>
+      </w:r>
+      <w:r>
+        <w:t>-</w:t>
+      </w:r>
+      <w:r>
+        <w:rPr>
+          <w:lang w:val="en-US"/>
+        </w:rPr>
+        <w:t>case</w:t>
+      </w:r>
+      <w:r>
+        <w:t xml:space="preserve"> </w:t>
+      </w:r>
+      <w:r>
+        <w:t>диаграмме,</w:t>
+      </w:r>
+      <w:r>
+        <w:t xml:space="preserve"> представленной на рисунке </w:t>
+      </w:r>
+      <w:r>
+        <w:rPr>
+          <w:highlight w:val="yellow"/>
+        </w:rPr>
+        <w:t>?</w:t>
+      </w:r>
+      <w:r>
+        <w:t>.</w:t>
+      </w:r>
+    </w:p>
+    <w:p>
+      <w:pPr>
+        <w:spacing w:line="360" w:lineRule="auto"/>
+      </w:pPr>
+      <w:r>
+        <w:rPr>
+          <w:noProof/>
+        </w:rPr>
+        <w:lastRenderedPageBreak/>
+        <w:drawing>
+          <wp:inline distT="0" distB="0" distL="0" distR="0" wp14:anchorId="4AB40C39" wp14:editId="64328F4D">
+            <wp:extent cx="5924550" cy="2762250"/>
+            <wp:effectExtent l="0" t="0" r="0" b="0"/>
+            <wp:docPr id="1720847847" name="Рисунок 1"/>
+            <wp:cNvGraphicFramePr>
+              <a:graphicFrameLocks xmlns:a="http://schemas.openxmlformats.org/drawingml/2006/main" noChangeAspect="1"/>
+            </wp:cNvGraphicFramePr>
+            <a:graphic xmlns:a="http://schemas.openxmlformats.org/drawingml/2006/main">
+              <a:graphicData uri="http://schemas.openxmlformats.org/drawingml/2006/picture">
+                <pic:pic xmlns:pic="http://schemas.openxmlformats.org/drawingml/2006/picture">
+                  <pic:nvPicPr>
+                    <pic:cNvPr id="0" name="Picture 1"/>
+                    <pic:cNvPicPr>
+                      <a:picLocks noChangeAspect="1" noChangeArrowheads="1"/>
+                    </pic:cNvPicPr>
+                  </pic:nvPicPr>
+                  <pic:blipFill>
+                    <a:blip r:embed="rId14">
+                      <a:extLst>
+                        <a:ext uri="{28A0092B-C50C-407E-A947-70E740481C1C}">
+                          <a14:useLocalDpi xmlns:a14="http://schemas.microsoft.com/office/drawing/2010/main" val="0"/>
+                        </a:ext>
+                      </a:extLst>
+                    </a:blip>
+                    <a:srcRect/>
+                    <a:stretch>
+                      <a:fillRect/>
+                    </a:stretch>
+                  </pic:blipFill>
+                  <pic:spPr bwMode="auto">
+                    <a:xfrm>
+                      <a:off x="0" y="0"/>
+                      <a:ext cx="5924550" cy="2762250"/>
+                    </a:xfrm>
+                    <a:prstGeom prst="rect">
+                      <a:avLst/>
+                    </a:prstGeom>
+                    <a:noFill/>
+                    <a:ln>
+                      <a:noFill/>
+                    </a:ln>
+                  </pic:spPr>
+                </pic:pic>
+              </a:graphicData>
+            </a:graphic>
+          </wp:inline>
+        </w:drawing>
+      </w:r>
+    </w:p>
+    <w:p>
+      <w:pPr>
+        <w:spacing w:line="360" w:lineRule="auto"/>
+      </w:pPr>
+      <w:r>
+        <w:tab/>
+        <w:t>В системе должно быть выделено 3 основные роли</w:t>
+      </w:r>
+      <w:r>
+        <w:t xml:space="preserve">: </w:t>
+      </w:r>
+      <w:r>
+        <w:t>сотрудник, работник отдела кадров и аналитик. К</w:t>
+      </w:r>
+      <w:r>
+        <w:t xml:space="preserve">аждый сотрудник </w:t>
+      </w:r>
+      <w:r>
+        <w:t>должен иметь</w:t>
+      </w:r>
+      <w:r>
+        <w:t xml:space="preserve"> возможность </w:t>
+      </w:r>
+      <w:r>
+        <w:t xml:space="preserve">создать, сохранить в черновик и </w:t>
+      </w:r>
+      <w:r>
+        <w:t>отправить уведомление, а также просмотреть</w:t>
+      </w:r>
+      <w:r>
+        <w:t xml:space="preserve"> и отреагировать на</w:t>
+      </w:r>
+      <w:r>
+        <w:t xml:space="preserve"> полученные им уведомления. Аналитик дополнительно может просматривать статистику по всем отправляемым в системе уведомлениям. А работник отдела кадров регистрировать в системе новых сотрудников</w:t>
+      </w:r>
+      <w:r>
+        <w:t>.</w:t>
+      </w:r>
+    </w:p>
+    <w:p>
+      <w:pPr>
+        <w:spacing w:line="360" w:lineRule="auto"/>
+        <w:ind w:firstLine="709"/>
+      </w:pPr>
+      <w:r>
+        <w:t>На основе описанных выше требований было составлено техническое задание представленное в приложении 1.</w:t>
+      </w:r>
+    </w:p>
+    <w:p>
+      <w:pPr>
+        <w:spacing w:line="360" w:lineRule="auto"/>
+      </w:pPr>
       <w:r>
         <w:t>Вывод</w:t>
       </w:r>
       <w:r>
         <w:t xml:space="preserve"> по разделу</w:t>
       </w:r>
+    </w:p>
+    <w:p>
+      <w:pPr>
+        <w:spacing w:line="360" w:lineRule="auto"/>
+        <w:ind w:firstLine="709"/>
+      </w:pPr>
+      <w:r>
+        <w:t>В данном разделе было дано описание системы оповещения сотрудников компании. Также были рассмотрены</w:t>
+      </w:r>
+      <w:r>
+        <w:t xml:space="preserve"> и проанализированы</w:t>
+      </w:r>
+      <w:r>
+        <w:t xml:space="preserve"> возможности </w:t>
+      </w:r>
+      <w:r>
+        <w:t>существующих систем,</w:t>
+      </w:r>
+      <w:r>
+        <w:t xml:space="preserve"> включающих в себя функционал</w:t>
+      </w:r>
+      <w:r>
+        <w:t xml:space="preserve"> создаваемой системы. </w:t>
+      </w:r>
+    </w:p>
+    <w:p>
+      <w:pPr>
+        <w:spacing w:line="360" w:lineRule="auto"/>
+        <w:ind w:firstLine="709"/>
+      </w:pPr>
+      <w:r>
+        <w:t xml:space="preserve">На основе выявленных в существующих системах недостатках были выдвинуты требования к разрабатываемой системе, выполнение которых позволит увеличить эффективность внутрифирменной коммуникации. Также </w:t>
+      </w:r>
+      <w:r>
+        <w:lastRenderedPageBreak/>
+        <w:t xml:space="preserve">на основе требований к данной системы была разработана </w:t>
+      </w:r>
+      <w:r>
+        <w:rPr>
+          <w:lang w:val="en-US"/>
+        </w:rPr>
+        <w:t>use</w:t>
+      </w:r>
+      <w:r>
+        <w:t>-</w:t>
+      </w:r>
+      <w:r>
+        <w:rPr>
+          <w:lang w:val="en-US"/>
+        </w:rPr>
+        <w:t>case</w:t>
+      </w:r>
+      <w:r>
+        <w:t xml:space="preserve"> </w:t>
+      </w:r>
+      <w:r>
+        <w:t>диаграмма. Выделяющая основные роли и возможности сотрудников в данной системе.</w:t>
+      </w:r>
+    </w:p>
+    <w:p>
+      <w:pPr>
+        <w:spacing w:line="360" w:lineRule="auto"/>
+      </w:pPr>
     </w:p>
     <w:p>
       <w:pPr>
@@ -10540,6 +11108,42 @@
       <w:vertAlign w:val="superscript"/>
     </w:rPr>
   </w:style>
+  <w:style w:type="table" w:styleId="af1">
+    <w:name w:val="Table Grid"/>
+    <w:basedOn w:val="a1"/>
+    <w:uiPriority w:val="39"/>
+    <w:rsid w:val="003E0DAA"/>
+    <w:pPr>
+      <w:spacing w:after="0" w:line="240" w:lineRule="auto"/>
+    </w:pPr>
+    <w:tblPr>
+      <w:tblBorders>
+        <w:top w:val="single" w:sz="4" w:space="0" w:color="auto"/>
+        <w:left w:val="single" w:sz="4" w:space="0" w:color="auto"/>
+        <w:bottom w:val="single" w:sz="4" w:space="0" w:color="auto"/>
+        <w:right w:val="single" w:sz="4" w:space="0" w:color="auto"/>
+        <w:insideH w:val="single" w:sz="4" w:space="0" w:color="auto"/>
+        <w:insideV w:val="single" w:sz="4" w:space="0" w:color="auto"/>
+      </w:tblBorders>
+    </w:tblPr>
+  </w:style>
+  <w:style w:type="paragraph" w:styleId="af2">
+    <w:name w:val="Normal (Web)"/>
+    <w:basedOn w:val="a"/>
+    <w:uiPriority w:val="99"/>
+    <w:semiHidden/>
+    <w:unhideWhenUsed/>
+    <w:rsid w:val="00AE1B7B"/>
+    <w:pPr>
+      <w:spacing w:before="100" w:beforeAutospacing="1" w:after="100" w:afterAutospacing="1" w:line="240" w:lineRule="auto"/>
+      <w:jc w:val="left"/>
+    </w:pPr>
+    <w:rPr>
+      <w:rFonts w:eastAsia="Times New Roman" w:cs="Times New Roman"/>
+      <w:sz w:val="24"/>
+      <w:szCs w:val="24"/>
+    </w:rPr>
+  </w:style>
 </w:styles>
 </file>
 

--- a/Черновик.docx
+++ b/Черновик.docx
@@ -6576,7 +6576,7 @@
           <w:rFonts w:cs="Times New Roman"/>
           <w:szCs w:val="28"/>
         </w:rPr>
-        <w:t>Данная работав посвящена разработке системы оповещения сотрудников компании.</w:t>
+        <w:t>Данная работа посвящена разработке системы оповещения сотрудников компании.</w:t>
       </w:r>
     </w:p>
     <w:p>
@@ -8529,10 +8529,7 @@
         <w:t xml:space="preserve"> реакций и контроля осведомленности сотрудников но только для определенных видов заранее заготовленных системой</w:t>
       </w:r>
       <w:r>
-        <w:t xml:space="preserve"> </w:t>
-      </w:r>
-      <w:r>
-        <w:t>уведомлений</w:t>
+        <w:t xml:space="preserve"> уведомлений</w:t>
       </w:r>
       <w:r>
         <w:t xml:space="preserve">. А функционал создания нестандартных </w:t>
@@ -8557,13 +8554,7 @@
         <w:t>MyChat</w:t>
       </w:r>
       <w:r>
-        <w:t xml:space="preserve"> предоставляет возможность массовой рассылки оповещений </w:t>
-      </w:r>
-      <w:r>
-        <w:t>и контроля осведомленности сотрудников</w:t>
-      </w:r>
-      <w:r>
-        <w:t xml:space="preserve">. Но у сотрудников нет никакой возможности быстро отреагировать на освещения кроме написания сообщения автору уведомления.  </w:t>
+        <w:t xml:space="preserve"> предоставляет возможность массовой рассылки оповещений и контроля осведомленности сотрудников. Но у сотрудников нет никакой возможности быстро отреагировать на освещения кроме написания сообщения автору уведомления.  </w:t>
       </w:r>
     </w:p>
     <w:p>
@@ -8725,24 +8716,72 @@
       <w:pPr>
         <w:spacing w:line="360" w:lineRule="auto"/>
         <w:ind w:firstLine="709"/>
+      </w:pPr>
+      <w:r>
         <w:rPr>
           <w:lang w:val="en-US"/>
         </w:rPr>
-      </w:pPr>
+        <w:t>https</w:t>
+      </w:r>
+      <w:r>
+        <w:t>://</w:t>
+      </w:r>
       <w:r>
         <w:rPr>
           <w:lang w:val="en-US"/>
         </w:rPr>
-        <w:t>https://vc.ru/u/1215539-projecto/632649-uvedomleniya-sotrudnikam</w:t>
+        <w:t>vc</w:t>
+      </w:r>
+      <w:r>
+        <w:t>.</w:t>
+      </w:r>
+      <w:r>
+        <w:rPr>
+          <w:lang w:val="en-US"/>
+        </w:rPr>
+        <w:t>ru</w:t>
+      </w:r>
+      <w:r>
+        <w:t>/</w:t>
+      </w:r>
+      <w:r>
+        <w:rPr>
+          <w:lang w:val="en-US"/>
+        </w:rPr>
+        <w:t>u</w:t>
+      </w:r>
+      <w:r>
+        <w:t>/1215539-</w:t>
+      </w:r>
+      <w:r>
+        <w:rPr>
+          <w:lang w:val="en-US"/>
+        </w:rPr>
+        <w:t>projecto</w:t>
+      </w:r>
+      <w:r>
+        <w:t>/632649-</w:t>
+      </w:r>
+      <w:r>
+        <w:rPr>
+          <w:lang w:val="en-US"/>
+        </w:rPr>
+        <w:t>uvedomleniya</w:t>
+      </w:r>
+      <w:r>
+        <w:t>-</w:t>
+      </w:r>
+      <w:r>
+        <w:rPr>
+          <w:lang w:val="en-US"/>
+        </w:rPr>
+        <w:t>sotrudnikam</w:t>
       </w:r>
     </w:p>
     <w:p>
       <w:pPr>
         <w:spacing w:line="360" w:lineRule="auto"/>
         <w:ind w:firstLine="709"/>
-        <w:rPr>
-          <w:lang w:val="en-US"/>
-        </w:rPr>
       </w:pPr>
     </w:p>
     <w:p>
@@ -9083,10 +9122,7 @@
         <w:t xml:space="preserve"> по ролям</w:t>
       </w:r>
       <w:r>
-        <w:t xml:space="preserve">, </w:t>
-      </w:r>
-      <w:r>
-        <w:t>возможностей системы</w:t>
+        <w:t>, возможностей системы</w:t>
       </w:r>
       <w:r>
         <w:t xml:space="preserve"> можно увидеть на </w:t>
@@ -10859,6 +10895,7 @@
   <w:style w:type="character" w:default="1" w:styleId="a0">
     <w:name w:val="Default Paragraph Font"/>
     <w:uiPriority w:val="1"/>
+    <w:semiHidden/>
     <w:unhideWhenUsed/>
   </w:style>
   <w:style w:type="table" w:default="1" w:styleId="a1">
